--- a/Решение_Закиров_И_Р.docx
+++ b/Решение_Закиров_И_Р.docx
@@ -66,7 +66,7 @@
             <w:r>
               <w:rPr>
                 <w:rFonts w:ascii="Times New Roman" w:hAnsi="Times New Roman"/>
-                <w:b/>
+                <w:b w:val="0"/>
                 <w:color w:val="000000"/>
                 <w:sz w:val="21"/>
               </w:rPr>
@@ -118,7 +118,7 @@
             <w:r>
               <w:rPr>
                 <w:rFonts w:ascii="Times New Roman" w:hAnsi="Times New Roman"/>
-                <w:b/>
+                <w:b w:val="0"/>
                 <w:color w:val="000000"/>
                 <w:sz w:val="21"/>
               </w:rPr>
@@ -170,7 +170,7 @@
             <w:r>
               <w:rPr>
                 <w:rFonts w:ascii="Times New Roman" w:hAnsi="Times New Roman"/>
-                <w:b/>
+                <w:b w:val="0"/>
                 <w:color w:val="000000"/>
                 <w:sz w:val="21"/>
               </w:rPr>
@@ -222,7 +222,7 @@
             <w:r>
               <w:rPr>
                 <w:rFonts w:ascii="Times New Roman" w:hAnsi="Times New Roman"/>
-                <w:b/>
+                <w:b w:val="0"/>
                 <w:color w:val="000000"/>
                 <w:sz w:val="21"/>
               </w:rPr>
@@ -260,9 +260,6 @@
       <w:pPr>
         <w:keepNext/>
         <w:spacing w:before="320" w:after="120"/>
-        <w:pBdr>
-          <w:bottom w:val="single" w:sz="12" w:space="4" w:color="000000"/>
-        </w:pBdr>
       </w:pPr>
       <w:r>
         <w:rPr>
@@ -381,7 +378,7 @@
             <w:r>
               <w:rPr>
                 <w:rFonts w:ascii="Times New Roman" w:hAnsi="Times New Roman"/>
-                <w:b/>
+                <w:b w:val="0"/>
                 <w:color w:val="000000"/>
                 <w:sz w:val="21"/>
               </w:rPr>
@@ -410,7 +407,7 @@
             <w:r>
               <w:rPr>
                 <w:rFonts w:ascii="Times New Roman" w:hAnsi="Times New Roman"/>
-                <w:b/>
+                <w:b w:val="0"/>
                 <w:color w:val="000000"/>
                 <w:sz w:val="21"/>
               </w:rPr>
@@ -439,7 +436,7 @@
             <w:r>
               <w:rPr>
                 <w:rFonts w:ascii="Times New Roman" w:hAnsi="Times New Roman"/>
-                <w:b/>
+                <w:b w:val="0"/>
                 <w:color w:val="000000"/>
                 <w:sz w:val="21"/>
               </w:rPr>
@@ -468,7 +465,7 @@
             <w:r>
               <w:rPr>
                 <w:rFonts w:ascii="Times New Roman" w:hAnsi="Times New Roman"/>
-                <w:b/>
+                <w:b w:val="0"/>
                 <w:color w:val="000000"/>
                 <w:sz w:val="21"/>
               </w:rPr>
@@ -497,7 +494,7 @@
             <w:r>
               <w:rPr>
                 <w:rFonts w:ascii="Times New Roman" w:hAnsi="Times New Roman"/>
-                <w:b/>
+                <w:b w:val="0"/>
                 <w:color w:val="000000"/>
                 <w:sz w:val="21"/>
               </w:rPr>
@@ -529,7 +526,7 @@
             <w:r>
               <w:rPr>
                 <w:rFonts w:ascii="Times New Roman" w:hAnsi="Times New Roman"/>
-                <w:b/>
+                <w:b w:val="0"/>
                 <w:color w:val="000000"/>
                 <w:sz w:val="20"/>
               </w:rPr>
@@ -556,6 +553,7 @@
             <w:r>
               <w:rPr>
                 <w:rFonts w:ascii="Times New Roman" w:hAnsi="Times New Roman"/>
+                <w:b w:val="0"/>
                 <w:color w:val="000000"/>
                 <w:sz w:val="20"/>
               </w:rPr>
@@ -582,6 +580,7 @@
             <w:r>
               <w:rPr>
                 <w:rFonts w:ascii="Times New Roman" w:hAnsi="Times New Roman"/>
+                <w:b w:val="0"/>
                 <w:color w:val="000000"/>
                 <w:sz w:val="20"/>
               </w:rPr>
@@ -608,6 +607,7 @@
             <w:r>
               <w:rPr>
                 <w:rFonts w:ascii="Times New Roman" w:hAnsi="Times New Roman"/>
+                <w:b w:val="0"/>
                 <w:color w:val="000000"/>
                 <w:sz w:val="20"/>
               </w:rPr>
@@ -634,6 +634,7 @@
             <w:r>
               <w:rPr>
                 <w:rFonts w:ascii="Times New Roman" w:hAnsi="Times New Roman"/>
+                <w:b w:val="0"/>
                 <w:color w:val="000000"/>
                 <w:sz w:val="20"/>
               </w:rPr>
@@ -666,7 +667,7 @@
             <w:r>
               <w:rPr>
                 <w:rFonts w:ascii="Times New Roman" w:hAnsi="Times New Roman"/>
-                <w:b/>
+                <w:b w:val="0"/>
                 <w:color w:val="000000"/>
                 <w:sz w:val="20"/>
               </w:rPr>
@@ -694,6 +695,7 @@
             <w:r>
               <w:rPr>
                 <w:rFonts w:ascii="Times New Roman" w:hAnsi="Times New Roman"/>
+                <w:b w:val="0"/>
                 <w:color w:val="000000"/>
                 <w:sz w:val="20"/>
               </w:rPr>
@@ -721,6 +723,7 @@
             <w:r>
               <w:rPr>
                 <w:rFonts w:ascii="Times New Roman" w:hAnsi="Times New Roman"/>
+                <w:b w:val="0"/>
                 <w:color w:val="000000"/>
                 <w:sz w:val="20"/>
               </w:rPr>
@@ -748,6 +751,7 @@
             <w:r>
               <w:rPr>
                 <w:rFonts w:ascii="Times New Roman" w:hAnsi="Times New Roman"/>
+                <w:b w:val="0"/>
                 <w:color w:val="000000"/>
                 <w:sz w:val="20"/>
               </w:rPr>
@@ -775,6 +779,7 @@
             <w:r>
               <w:rPr>
                 <w:rFonts w:ascii="Times New Roman" w:hAnsi="Times New Roman"/>
+                <w:b w:val="0"/>
                 <w:color w:val="000000"/>
                 <w:sz w:val="20"/>
               </w:rPr>
@@ -806,7 +811,7 @@
             <w:r>
               <w:rPr>
                 <w:rFonts w:ascii="Times New Roman" w:hAnsi="Times New Roman"/>
-                <w:b/>
+                <w:b w:val="0"/>
                 <w:color w:val="000000"/>
                 <w:sz w:val="20"/>
               </w:rPr>
@@ -833,6 +838,7 @@
             <w:r>
               <w:rPr>
                 <w:rFonts w:ascii="Times New Roman" w:hAnsi="Times New Roman"/>
+                <w:b w:val="0"/>
                 <w:color w:val="000000"/>
                 <w:sz w:val="20"/>
               </w:rPr>
@@ -859,6 +865,7 @@
             <w:r>
               <w:rPr>
                 <w:rFonts w:ascii="Times New Roman" w:hAnsi="Times New Roman"/>
+                <w:b w:val="0"/>
                 <w:color w:val="000000"/>
                 <w:sz w:val="20"/>
               </w:rPr>
@@ -885,6 +892,7 @@
             <w:r>
               <w:rPr>
                 <w:rFonts w:ascii="Times New Roman" w:hAnsi="Times New Roman"/>
+                <w:b w:val="0"/>
                 <w:color w:val="000000"/>
                 <w:sz w:val="20"/>
               </w:rPr>
@@ -911,6 +919,7 @@
             <w:r>
               <w:rPr>
                 <w:rFonts w:ascii="Times New Roman" w:hAnsi="Times New Roman"/>
+                <w:b w:val="0"/>
                 <w:color w:val="000000"/>
                 <w:sz w:val="20"/>
               </w:rPr>
@@ -943,7 +952,7 @@
             <w:r>
               <w:rPr>
                 <w:rFonts w:ascii="Times New Roman" w:hAnsi="Times New Roman"/>
-                <w:b/>
+                <w:b w:val="0"/>
                 <w:color w:val="000000"/>
                 <w:sz w:val="20"/>
               </w:rPr>
@@ -971,6 +980,7 @@
             <w:r>
               <w:rPr>
                 <w:rFonts w:ascii="Times New Roman" w:hAnsi="Times New Roman"/>
+                <w:b w:val="0"/>
                 <w:color w:val="000000"/>
                 <w:sz w:val="20"/>
               </w:rPr>
@@ -998,6 +1008,7 @@
             <w:r>
               <w:rPr>
                 <w:rFonts w:ascii="Times New Roman" w:hAnsi="Times New Roman"/>
+                <w:b w:val="0"/>
                 <w:color w:val="000000"/>
                 <w:sz w:val="20"/>
               </w:rPr>
@@ -1025,6 +1036,7 @@
             <w:r>
               <w:rPr>
                 <w:rFonts w:ascii="Times New Roman" w:hAnsi="Times New Roman"/>
+                <w:b w:val="0"/>
                 <w:color w:val="000000"/>
                 <w:sz w:val="20"/>
               </w:rPr>
@@ -1052,6 +1064,7 @@
             <w:r>
               <w:rPr>
                 <w:rFonts w:ascii="Times New Roman" w:hAnsi="Times New Roman"/>
+                <w:b w:val="0"/>
                 <w:color w:val="000000"/>
                 <w:sz w:val="20"/>
               </w:rPr>
@@ -1083,7 +1096,7 @@
             <w:r>
               <w:rPr>
                 <w:rFonts w:ascii="Times New Roman" w:hAnsi="Times New Roman"/>
-                <w:b/>
+                <w:b w:val="0"/>
                 <w:color w:val="000000"/>
                 <w:sz w:val="20"/>
               </w:rPr>
@@ -1110,6 +1123,7 @@
             <w:r>
               <w:rPr>
                 <w:rFonts w:ascii="Times New Roman" w:hAnsi="Times New Roman"/>
+                <w:b w:val="0"/>
                 <w:color w:val="000000"/>
                 <w:sz w:val="20"/>
               </w:rPr>
@@ -1136,6 +1150,7 @@
             <w:r>
               <w:rPr>
                 <w:rFonts w:ascii="Times New Roman" w:hAnsi="Times New Roman"/>
+                <w:b w:val="0"/>
                 <w:color w:val="000000"/>
                 <w:sz w:val="20"/>
               </w:rPr>
@@ -1162,6 +1177,7 @@
             <w:r>
               <w:rPr>
                 <w:rFonts w:ascii="Times New Roman" w:hAnsi="Times New Roman"/>
+                <w:b w:val="0"/>
                 <w:color w:val="000000"/>
                 <w:sz w:val="20"/>
               </w:rPr>
@@ -1188,6 +1204,7 @@
             <w:r>
               <w:rPr>
                 <w:rFonts w:ascii="Times New Roman" w:hAnsi="Times New Roman"/>
+                <w:b w:val="0"/>
                 <w:color w:val="000000"/>
                 <w:sz w:val="20"/>
               </w:rPr>
@@ -1295,7 +1312,7 @@
             <w:r>
               <w:rPr>
                 <w:rFonts w:ascii="Times New Roman" w:hAnsi="Times New Roman"/>
-                <w:b/>
+                <w:b w:val="0"/>
                 <w:color w:val="000000"/>
                 <w:sz w:val="21"/>
               </w:rPr>
@@ -1324,7 +1341,7 @@
             <w:r>
               <w:rPr>
                 <w:rFonts w:ascii="Times New Roman" w:hAnsi="Times New Roman"/>
-                <w:b/>
+                <w:b w:val="0"/>
                 <w:color w:val="000000"/>
                 <w:sz w:val="21"/>
               </w:rPr>
@@ -1353,7 +1370,7 @@
             <w:r>
               <w:rPr>
                 <w:rFonts w:ascii="Times New Roman" w:hAnsi="Times New Roman"/>
-                <w:b/>
+                <w:b w:val="0"/>
                 <w:color w:val="000000"/>
                 <w:sz w:val="21"/>
               </w:rPr>
@@ -1382,7 +1399,7 @@
             <w:r>
               <w:rPr>
                 <w:rFonts w:ascii="Times New Roman" w:hAnsi="Times New Roman"/>
-                <w:b/>
+                <w:b w:val="0"/>
                 <w:color w:val="000000"/>
                 <w:sz w:val="21"/>
               </w:rPr>
@@ -1411,7 +1428,7 @@
             <w:r>
               <w:rPr>
                 <w:rFonts w:ascii="Times New Roman" w:hAnsi="Times New Roman"/>
-                <w:b/>
+                <w:b w:val="0"/>
                 <w:color w:val="000000"/>
                 <w:sz w:val="21"/>
               </w:rPr>
@@ -1440,7 +1457,7 @@
             <w:r>
               <w:rPr>
                 <w:rFonts w:ascii="Times New Roman" w:hAnsi="Times New Roman"/>
-                <w:b/>
+                <w:b w:val="0"/>
                 <w:color w:val="000000"/>
                 <w:sz w:val="21"/>
               </w:rPr>
@@ -1472,7 +1489,7 @@
             <w:r>
               <w:rPr>
                 <w:rFonts w:ascii="Times New Roman" w:hAnsi="Times New Roman"/>
-                <w:b/>
+                <w:b w:val="0"/>
                 <w:color w:val="000000"/>
                 <w:sz w:val="20"/>
               </w:rPr>
@@ -1499,6 +1516,7 @@
             <w:r>
               <w:rPr>
                 <w:rFonts w:ascii="Times New Roman" w:hAnsi="Times New Roman"/>
+                <w:b w:val="0"/>
                 <w:color w:val="000000"/>
                 <w:sz w:val="20"/>
               </w:rPr>
@@ -1525,6 +1543,7 @@
             <w:r>
               <w:rPr>
                 <w:rFonts w:ascii="Times New Roman" w:hAnsi="Times New Roman"/>
+                <w:b w:val="0"/>
                 <w:color w:val="000000"/>
                 <w:sz w:val="20"/>
               </w:rPr>
@@ -1551,6 +1570,7 @@
             <w:r>
               <w:rPr>
                 <w:rFonts w:ascii="Times New Roman" w:hAnsi="Times New Roman"/>
+                <w:b w:val="0"/>
                 <w:color w:val="000000"/>
                 <w:sz w:val="20"/>
               </w:rPr>
@@ -1577,6 +1597,7 @@
             <w:r>
               <w:rPr>
                 <w:rFonts w:ascii="Times New Roman" w:hAnsi="Times New Roman"/>
+                <w:b w:val="0"/>
                 <w:color w:val="000000"/>
                 <w:sz w:val="20"/>
               </w:rPr>
@@ -1603,6 +1624,7 @@
             <w:r>
               <w:rPr>
                 <w:rFonts w:ascii="Times New Roman" w:hAnsi="Times New Roman"/>
+                <w:b w:val="0"/>
                 <w:color w:val="000000"/>
                 <w:sz w:val="20"/>
               </w:rPr>
@@ -1635,7 +1657,7 @@
             <w:r>
               <w:rPr>
                 <w:rFonts w:ascii="Times New Roman" w:hAnsi="Times New Roman"/>
-                <w:b/>
+                <w:b w:val="0"/>
                 <w:color w:val="000000"/>
                 <w:sz w:val="20"/>
               </w:rPr>
@@ -1663,6 +1685,7 @@
             <w:r>
               <w:rPr>
                 <w:rFonts w:ascii="Times New Roman" w:hAnsi="Times New Roman"/>
+                <w:b w:val="0"/>
                 <w:color w:val="000000"/>
                 <w:sz w:val="20"/>
               </w:rPr>
@@ -1690,6 +1713,7 @@
             <w:r>
               <w:rPr>
                 <w:rFonts w:ascii="Times New Roman" w:hAnsi="Times New Roman"/>
+                <w:b w:val="0"/>
                 <w:color w:val="000000"/>
                 <w:sz w:val="20"/>
               </w:rPr>
@@ -1717,6 +1741,7 @@
             <w:r>
               <w:rPr>
                 <w:rFonts w:ascii="Times New Roman" w:hAnsi="Times New Roman"/>
+                <w:b w:val="0"/>
                 <w:color w:val="000000"/>
                 <w:sz w:val="20"/>
               </w:rPr>
@@ -1744,6 +1769,7 @@
             <w:r>
               <w:rPr>
                 <w:rFonts w:ascii="Times New Roman" w:hAnsi="Times New Roman"/>
+                <w:b w:val="0"/>
                 <w:color w:val="000000"/>
                 <w:sz w:val="20"/>
               </w:rPr>
@@ -1771,6 +1797,7 @@
             <w:r>
               <w:rPr>
                 <w:rFonts w:ascii="Times New Roman" w:hAnsi="Times New Roman"/>
+                <w:b w:val="0"/>
                 <w:color w:val="000000"/>
                 <w:sz w:val="20"/>
               </w:rPr>
@@ -1802,7 +1829,7 @@
             <w:r>
               <w:rPr>
                 <w:rFonts w:ascii="Times New Roman" w:hAnsi="Times New Roman"/>
-                <w:b/>
+                <w:b w:val="0"/>
                 <w:color w:val="000000"/>
                 <w:sz w:val="20"/>
               </w:rPr>
@@ -1829,6 +1856,7 @@
             <w:r>
               <w:rPr>
                 <w:rFonts w:ascii="Times New Roman" w:hAnsi="Times New Roman"/>
+                <w:b w:val="0"/>
                 <w:color w:val="000000"/>
                 <w:sz w:val="20"/>
               </w:rPr>
@@ -1855,6 +1883,7 @@
             <w:r>
               <w:rPr>
                 <w:rFonts w:ascii="Times New Roman" w:hAnsi="Times New Roman"/>
+                <w:b w:val="0"/>
                 <w:color w:val="000000"/>
                 <w:sz w:val="20"/>
               </w:rPr>
@@ -1881,6 +1910,7 @@
             <w:r>
               <w:rPr>
                 <w:rFonts w:ascii="Times New Roman" w:hAnsi="Times New Roman"/>
+                <w:b w:val="0"/>
                 <w:color w:val="000000"/>
                 <w:sz w:val="20"/>
               </w:rPr>
@@ -1907,6 +1937,7 @@
             <w:r>
               <w:rPr>
                 <w:rFonts w:ascii="Times New Roman" w:hAnsi="Times New Roman"/>
+                <w:b w:val="0"/>
                 <w:color w:val="000000"/>
                 <w:sz w:val="20"/>
               </w:rPr>
@@ -1933,6 +1964,7 @@
             <w:r>
               <w:rPr>
                 <w:rFonts w:ascii="Times New Roman" w:hAnsi="Times New Roman"/>
+                <w:b w:val="0"/>
                 <w:color w:val="000000"/>
                 <w:sz w:val="20"/>
               </w:rPr>
@@ -1965,7 +1997,7 @@
             <w:r>
               <w:rPr>
                 <w:rFonts w:ascii="Times New Roman" w:hAnsi="Times New Roman"/>
-                <w:b/>
+                <w:b w:val="0"/>
                 <w:color w:val="000000"/>
                 <w:sz w:val="20"/>
               </w:rPr>
@@ -1993,6 +2025,7 @@
             <w:r>
               <w:rPr>
                 <w:rFonts w:ascii="Times New Roman" w:hAnsi="Times New Roman"/>
+                <w:b w:val="0"/>
                 <w:color w:val="000000"/>
                 <w:sz w:val="20"/>
               </w:rPr>
@@ -2020,6 +2053,7 @@
             <w:r>
               <w:rPr>
                 <w:rFonts w:ascii="Times New Roman" w:hAnsi="Times New Roman"/>
+                <w:b w:val="0"/>
                 <w:color w:val="000000"/>
                 <w:sz w:val="20"/>
               </w:rPr>
@@ -2047,6 +2081,7 @@
             <w:r>
               <w:rPr>
                 <w:rFonts w:ascii="Times New Roman" w:hAnsi="Times New Roman"/>
+                <w:b w:val="0"/>
                 <w:color w:val="000000"/>
                 <w:sz w:val="20"/>
               </w:rPr>
@@ -2074,6 +2109,7 @@
             <w:r>
               <w:rPr>
                 <w:rFonts w:ascii="Times New Roman" w:hAnsi="Times New Roman"/>
+                <w:b w:val="0"/>
                 <w:color w:val="000000"/>
                 <w:sz w:val="20"/>
               </w:rPr>
@@ -2101,6 +2137,7 @@
             <w:r>
               <w:rPr>
                 <w:rFonts w:ascii="Times New Roman" w:hAnsi="Times New Roman"/>
+                <w:b w:val="0"/>
                 <w:color w:val="000000"/>
                 <w:sz w:val="20"/>
               </w:rPr>
@@ -2132,7 +2169,7 @@
             <w:r>
               <w:rPr>
                 <w:rFonts w:ascii="Times New Roman" w:hAnsi="Times New Roman"/>
-                <w:b/>
+                <w:b w:val="0"/>
                 <w:color w:val="000000"/>
                 <w:sz w:val="20"/>
               </w:rPr>
@@ -2159,6 +2196,7 @@
             <w:r>
               <w:rPr>
                 <w:rFonts w:ascii="Times New Roman" w:hAnsi="Times New Roman"/>
+                <w:b w:val="0"/>
                 <w:color w:val="000000"/>
                 <w:sz w:val="20"/>
               </w:rPr>
@@ -2185,6 +2223,7 @@
             <w:r>
               <w:rPr>
                 <w:rFonts w:ascii="Times New Roman" w:hAnsi="Times New Roman"/>
+                <w:b w:val="0"/>
                 <w:color w:val="000000"/>
                 <w:sz w:val="20"/>
               </w:rPr>
@@ -2211,6 +2250,7 @@
             <w:r>
               <w:rPr>
                 <w:rFonts w:ascii="Times New Roman" w:hAnsi="Times New Roman"/>
+                <w:b w:val="0"/>
                 <w:color w:val="000000"/>
                 <w:sz w:val="20"/>
               </w:rPr>
@@ -2237,6 +2277,7 @@
             <w:r>
               <w:rPr>
                 <w:rFonts w:ascii="Times New Roman" w:hAnsi="Times New Roman"/>
+                <w:b w:val="0"/>
                 <w:color w:val="000000"/>
                 <w:sz w:val="20"/>
               </w:rPr>
@@ -2263,6 +2304,7 @@
             <w:r>
               <w:rPr>
                 <w:rFonts w:ascii="Times New Roman" w:hAnsi="Times New Roman"/>
+                <w:b w:val="0"/>
                 <w:color w:val="000000"/>
                 <w:sz w:val="20"/>
               </w:rPr>
@@ -2295,7 +2337,7 @@
             <w:r>
               <w:rPr>
                 <w:rFonts w:ascii="Times New Roman" w:hAnsi="Times New Roman"/>
-                <w:b/>
+                <w:b w:val="0"/>
                 <w:color w:val="000000"/>
                 <w:sz w:val="20"/>
               </w:rPr>
@@ -2323,6 +2365,7 @@
             <w:r>
               <w:rPr>
                 <w:rFonts w:ascii="Times New Roman" w:hAnsi="Times New Roman"/>
+                <w:b w:val="0"/>
                 <w:color w:val="000000"/>
                 <w:sz w:val="20"/>
               </w:rPr>
@@ -2350,6 +2393,7 @@
             <w:r>
               <w:rPr>
                 <w:rFonts w:ascii="Times New Roman" w:hAnsi="Times New Roman"/>
+                <w:b w:val="0"/>
                 <w:color w:val="000000"/>
                 <w:sz w:val="20"/>
               </w:rPr>
@@ -2377,6 +2421,7 @@
             <w:r>
               <w:rPr>
                 <w:rFonts w:ascii="Times New Roman" w:hAnsi="Times New Roman"/>
+                <w:b w:val="0"/>
                 <w:color w:val="000000"/>
                 <w:sz w:val="20"/>
               </w:rPr>
@@ -2404,6 +2449,7 @@
             <w:r>
               <w:rPr>
                 <w:rFonts w:ascii="Times New Roman" w:hAnsi="Times New Roman"/>
+                <w:b w:val="0"/>
                 <w:color w:val="000000"/>
                 <w:sz w:val="20"/>
               </w:rPr>
@@ -2431,6 +2477,7 @@
             <w:r>
               <w:rPr>
                 <w:rFonts w:ascii="Times New Roman" w:hAnsi="Times New Roman"/>
+                <w:b w:val="0"/>
                 <w:color w:val="000000"/>
                 <w:sz w:val="20"/>
               </w:rPr>
@@ -2467,7 +2514,7 @@
                     <pic:cNvPicPr/>
                   </pic:nvPicPr>
                   <pic:blipFill>
-                    <a:blip r:embed="rId11"/>
+                    <a:blip r:embed="rId9"/>
                     <a:stretch>
                       <a:fillRect/>
                     </a:stretch>
@@ -2495,7 +2542,7 @@
         <w:rPr>
           <w:rFonts w:ascii="Times New Roman" w:hAnsi="Times New Roman"/>
           <w:b/>
-          <w:i/>
+          <w:i w:val="0"/>
           <w:color w:val="000000"/>
           <w:sz w:val="21"/>
         </w:rPr>
@@ -2506,9 +2553,6 @@
       <w:pPr>
         <w:keepNext/>
         <w:spacing w:before="320" w:after="120"/>
-        <w:pBdr>
-          <w:bottom w:val="single" w:sz="12" w:space="4" w:color="000000"/>
-        </w:pBdr>
       </w:pPr>
       <w:r>
         <w:rPr>
@@ -2598,7 +2642,7 @@
             <w:r>
               <w:rPr>
                 <w:rFonts w:ascii="Times New Roman" w:hAnsi="Times New Roman"/>
-                <w:b/>
+                <w:b w:val="0"/>
                 <w:color w:val="000000"/>
                 <w:sz w:val="21"/>
               </w:rPr>
@@ -2627,7 +2671,7 @@
             <w:r>
               <w:rPr>
                 <w:rFonts w:ascii="Times New Roman" w:hAnsi="Times New Roman"/>
-                <w:b/>
+                <w:b w:val="0"/>
                 <w:color w:val="000000"/>
                 <w:sz w:val="21"/>
               </w:rPr>
@@ -2656,7 +2700,7 @@
             <w:r>
               <w:rPr>
                 <w:rFonts w:ascii="Times New Roman" w:hAnsi="Times New Roman"/>
-                <w:b/>
+                <w:b w:val="0"/>
                 <w:color w:val="000000"/>
                 <w:sz w:val="21"/>
               </w:rPr>
@@ -2685,7 +2729,7 @@
             <w:r>
               <w:rPr>
                 <w:rFonts w:ascii="Times New Roman" w:hAnsi="Times New Roman"/>
-                <w:b/>
+                <w:b w:val="0"/>
                 <w:color w:val="000000"/>
                 <w:sz w:val="21"/>
               </w:rPr>
@@ -2714,7 +2758,7 @@
             <w:r>
               <w:rPr>
                 <w:rFonts w:ascii="Times New Roman" w:hAnsi="Times New Roman"/>
-                <w:b/>
+                <w:b w:val="0"/>
                 <w:color w:val="000000"/>
                 <w:sz w:val="21"/>
               </w:rPr>
@@ -2743,7 +2787,7 @@
             <w:r>
               <w:rPr>
                 <w:rFonts w:ascii="Times New Roman" w:hAnsi="Times New Roman"/>
-                <w:b/>
+                <w:b w:val="0"/>
                 <w:color w:val="000000"/>
                 <w:sz w:val="21"/>
               </w:rPr>
@@ -2775,7 +2819,7 @@
             <w:r>
               <w:rPr>
                 <w:rFonts w:ascii="Times New Roman" w:hAnsi="Times New Roman"/>
-                <w:b/>
+                <w:b w:val="0"/>
                 <w:color w:val="000000"/>
                 <w:sz w:val="20"/>
               </w:rPr>
@@ -2802,6 +2846,7 @@
             <w:r>
               <w:rPr>
                 <w:rFonts w:ascii="Times New Roman" w:hAnsi="Times New Roman"/>
+                <w:b w:val="0"/>
                 <w:color w:val="000000"/>
                 <w:sz w:val="20"/>
               </w:rPr>
@@ -2828,6 +2873,7 @@
             <w:r>
               <w:rPr>
                 <w:rFonts w:ascii="Times New Roman" w:hAnsi="Times New Roman"/>
+                <w:b w:val="0"/>
                 <w:color w:val="000000"/>
                 <w:sz w:val="20"/>
               </w:rPr>
@@ -2854,6 +2900,7 @@
             <w:r>
               <w:rPr>
                 <w:rFonts w:ascii="Times New Roman" w:hAnsi="Times New Roman"/>
+                <w:b w:val="0"/>
                 <w:color w:val="000000"/>
                 <w:sz w:val="20"/>
               </w:rPr>
@@ -2880,6 +2927,7 @@
             <w:r>
               <w:rPr>
                 <w:rFonts w:ascii="Times New Roman" w:hAnsi="Times New Roman"/>
+                <w:b w:val="0"/>
                 <w:color w:val="000000"/>
                 <w:sz w:val="20"/>
               </w:rPr>
@@ -2906,6 +2954,7 @@
             <w:r>
               <w:rPr>
                 <w:rFonts w:ascii="Times New Roman" w:hAnsi="Times New Roman"/>
+                <w:b w:val="0"/>
                 <w:color w:val="000000"/>
                 <w:sz w:val="20"/>
               </w:rPr>
@@ -2938,7 +2987,7 @@
             <w:r>
               <w:rPr>
                 <w:rFonts w:ascii="Times New Roman" w:hAnsi="Times New Roman"/>
-                <w:b/>
+                <w:b w:val="0"/>
                 <w:color w:val="000000"/>
                 <w:sz w:val="20"/>
               </w:rPr>
@@ -2966,6 +3015,7 @@
             <w:r>
               <w:rPr>
                 <w:rFonts w:ascii="Times New Roman" w:hAnsi="Times New Roman"/>
+                <w:b w:val="0"/>
                 <w:color w:val="000000"/>
                 <w:sz w:val="20"/>
               </w:rPr>
@@ -2993,6 +3043,7 @@
             <w:r>
               <w:rPr>
                 <w:rFonts w:ascii="Times New Roman" w:hAnsi="Times New Roman"/>
+                <w:b w:val="0"/>
                 <w:color w:val="000000"/>
                 <w:sz w:val="20"/>
               </w:rPr>
@@ -3020,6 +3071,7 @@
             <w:r>
               <w:rPr>
                 <w:rFonts w:ascii="Times New Roman" w:hAnsi="Times New Roman"/>
+                <w:b w:val="0"/>
                 <w:color w:val="000000"/>
                 <w:sz w:val="20"/>
               </w:rPr>
@@ -3047,6 +3099,7 @@
             <w:r>
               <w:rPr>
                 <w:rFonts w:ascii="Times New Roman" w:hAnsi="Times New Roman"/>
+                <w:b w:val="0"/>
                 <w:color w:val="000000"/>
                 <w:sz w:val="20"/>
               </w:rPr>
@@ -3074,6 +3127,7 @@
             <w:r>
               <w:rPr>
                 <w:rFonts w:ascii="Times New Roman" w:hAnsi="Times New Roman"/>
+                <w:b w:val="0"/>
                 <w:color w:val="000000"/>
                 <w:sz w:val="20"/>
               </w:rPr>
@@ -3105,7 +3159,7 @@
             <w:r>
               <w:rPr>
                 <w:rFonts w:ascii="Times New Roman" w:hAnsi="Times New Roman"/>
-                <w:b/>
+                <w:b w:val="0"/>
                 <w:color w:val="000000"/>
                 <w:sz w:val="20"/>
               </w:rPr>
@@ -3132,6 +3186,7 @@
             <w:r>
               <w:rPr>
                 <w:rFonts w:ascii="Times New Roman" w:hAnsi="Times New Roman"/>
+                <w:b w:val="0"/>
                 <w:color w:val="000000"/>
                 <w:sz w:val="20"/>
               </w:rPr>
@@ -3158,6 +3213,7 @@
             <w:r>
               <w:rPr>
                 <w:rFonts w:ascii="Times New Roman" w:hAnsi="Times New Roman"/>
+                <w:b w:val="0"/>
                 <w:color w:val="000000"/>
                 <w:sz w:val="20"/>
               </w:rPr>
@@ -3184,6 +3240,7 @@
             <w:r>
               <w:rPr>
                 <w:rFonts w:ascii="Times New Roman" w:hAnsi="Times New Roman"/>
+                <w:b w:val="0"/>
                 <w:color w:val="000000"/>
                 <w:sz w:val="20"/>
               </w:rPr>
@@ -3210,6 +3267,7 @@
             <w:r>
               <w:rPr>
                 <w:rFonts w:ascii="Times New Roman" w:hAnsi="Times New Roman"/>
+                <w:b w:val="0"/>
                 <w:color w:val="000000"/>
                 <w:sz w:val="20"/>
               </w:rPr>
@@ -3236,6 +3294,7 @@
             <w:r>
               <w:rPr>
                 <w:rFonts w:ascii="Times New Roman" w:hAnsi="Times New Roman"/>
+                <w:b w:val="0"/>
                 <w:color w:val="000000"/>
                 <w:sz w:val="20"/>
               </w:rPr>
@@ -3268,7 +3327,7 @@
             <w:r>
               <w:rPr>
                 <w:rFonts w:ascii="Times New Roman" w:hAnsi="Times New Roman"/>
-                <w:b/>
+                <w:b w:val="0"/>
                 <w:color w:val="000000"/>
                 <w:sz w:val="20"/>
               </w:rPr>
@@ -3296,6 +3355,7 @@
             <w:r>
               <w:rPr>
                 <w:rFonts w:ascii="Times New Roman" w:hAnsi="Times New Roman"/>
+                <w:b w:val="0"/>
                 <w:color w:val="000000"/>
                 <w:sz w:val="20"/>
               </w:rPr>
@@ -3323,6 +3383,7 @@
             <w:r>
               <w:rPr>
                 <w:rFonts w:ascii="Times New Roman" w:hAnsi="Times New Roman"/>
+                <w:b w:val="0"/>
                 <w:color w:val="000000"/>
                 <w:sz w:val="20"/>
               </w:rPr>
@@ -3350,6 +3411,7 @@
             <w:r>
               <w:rPr>
                 <w:rFonts w:ascii="Times New Roman" w:hAnsi="Times New Roman"/>
+                <w:b w:val="0"/>
                 <w:color w:val="000000"/>
                 <w:sz w:val="20"/>
               </w:rPr>
@@ -3377,6 +3439,7 @@
             <w:r>
               <w:rPr>
                 <w:rFonts w:ascii="Times New Roman" w:hAnsi="Times New Roman"/>
+                <w:b w:val="0"/>
                 <w:color w:val="000000"/>
                 <w:sz w:val="20"/>
               </w:rPr>
@@ -3404,6 +3467,7 @@
             <w:r>
               <w:rPr>
                 <w:rFonts w:ascii="Times New Roman" w:hAnsi="Times New Roman"/>
+                <w:b w:val="0"/>
                 <w:color w:val="000000"/>
                 <w:sz w:val="20"/>
               </w:rPr>
@@ -3435,7 +3499,7 @@
             <w:r>
               <w:rPr>
                 <w:rFonts w:ascii="Times New Roman" w:hAnsi="Times New Roman"/>
-                <w:b/>
+                <w:b w:val="0"/>
                 <w:color w:val="000000"/>
                 <w:sz w:val="20"/>
               </w:rPr>
@@ -3462,6 +3526,7 @@
             <w:r>
               <w:rPr>
                 <w:rFonts w:ascii="Times New Roman" w:hAnsi="Times New Roman"/>
+                <w:b w:val="0"/>
                 <w:color w:val="000000"/>
                 <w:sz w:val="20"/>
               </w:rPr>
@@ -3488,6 +3553,7 @@
             <w:r>
               <w:rPr>
                 <w:rFonts w:ascii="Times New Roman" w:hAnsi="Times New Roman"/>
+                <w:b w:val="0"/>
                 <w:color w:val="000000"/>
                 <w:sz w:val="20"/>
               </w:rPr>
@@ -3514,6 +3580,7 @@
             <w:r>
               <w:rPr>
                 <w:rFonts w:ascii="Times New Roman" w:hAnsi="Times New Roman"/>
+                <w:b w:val="0"/>
                 <w:color w:val="000000"/>
                 <w:sz w:val="20"/>
               </w:rPr>
@@ -3540,6 +3607,7 @@
             <w:r>
               <w:rPr>
                 <w:rFonts w:ascii="Times New Roman" w:hAnsi="Times New Roman"/>
+                <w:b w:val="0"/>
                 <w:color w:val="000000"/>
                 <w:sz w:val="20"/>
               </w:rPr>
@@ -3566,6 +3634,7 @@
             <w:r>
               <w:rPr>
                 <w:rFonts w:ascii="Times New Roman" w:hAnsi="Times New Roman"/>
+                <w:b w:val="0"/>
                 <w:color w:val="000000"/>
                 <w:sz w:val="20"/>
               </w:rPr>
@@ -3598,7 +3667,7 @@
             <w:r>
               <w:rPr>
                 <w:rFonts w:ascii="Times New Roman" w:hAnsi="Times New Roman"/>
-                <w:b/>
+                <w:b w:val="0"/>
                 <w:color w:val="000000"/>
                 <w:sz w:val="20"/>
               </w:rPr>
@@ -3626,6 +3695,7 @@
             <w:r>
               <w:rPr>
                 <w:rFonts w:ascii="Times New Roman" w:hAnsi="Times New Roman"/>
+                <w:b w:val="0"/>
                 <w:color w:val="000000"/>
                 <w:sz w:val="20"/>
               </w:rPr>
@@ -3653,6 +3723,7 @@
             <w:r>
               <w:rPr>
                 <w:rFonts w:ascii="Times New Roman" w:hAnsi="Times New Roman"/>
+                <w:b w:val="0"/>
                 <w:color w:val="000000"/>
                 <w:sz w:val="20"/>
               </w:rPr>
@@ -3680,6 +3751,7 @@
             <w:r>
               <w:rPr>
                 <w:rFonts w:ascii="Times New Roman" w:hAnsi="Times New Roman"/>
+                <w:b w:val="0"/>
                 <w:color w:val="000000"/>
                 <w:sz w:val="20"/>
               </w:rPr>
@@ -3707,6 +3779,7 @@
             <w:r>
               <w:rPr>
                 <w:rFonts w:ascii="Times New Roman" w:hAnsi="Times New Roman"/>
+                <w:b w:val="0"/>
                 <w:color w:val="000000"/>
                 <w:sz w:val="20"/>
               </w:rPr>
@@ -3734,6 +3807,7 @@
             <w:r>
               <w:rPr>
                 <w:rFonts w:ascii="Times New Roman" w:hAnsi="Times New Roman"/>
+                <w:b w:val="0"/>
                 <w:color w:val="000000"/>
                 <w:sz w:val="20"/>
               </w:rPr>
@@ -3765,7 +3839,7 @@
             <w:r>
               <w:rPr>
                 <w:rFonts w:ascii="Times New Roman" w:hAnsi="Times New Roman"/>
-                <w:b/>
+                <w:b w:val="0"/>
                 <w:color w:val="000000"/>
                 <w:sz w:val="20"/>
               </w:rPr>
@@ -3792,6 +3866,7 @@
             <w:r>
               <w:rPr>
                 <w:rFonts w:ascii="Times New Roman" w:hAnsi="Times New Roman"/>
+                <w:b w:val="0"/>
                 <w:color w:val="000000"/>
                 <w:sz w:val="20"/>
               </w:rPr>
@@ -3818,6 +3893,7 @@
             <w:r>
               <w:rPr>
                 <w:rFonts w:ascii="Times New Roman" w:hAnsi="Times New Roman"/>
+                <w:b w:val="0"/>
                 <w:color w:val="000000"/>
                 <w:sz w:val="20"/>
               </w:rPr>
@@ -3844,6 +3920,7 @@
             <w:r>
               <w:rPr>
                 <w:rFonts w:ascii="Times New Roman" w:hAnsi="Times New Roman"/>
+                <w:b w:val="0"/>
                 <w:color w:val="000000"/>
                 <w:sz w:val="20"/>
               </w:rPr>
@@ -3870,6 +3947,7 @@
             <w:r>
               <w:rPr>
                 <w:rFonts w:ascii="Times New Roman" w:hAnsi="Times New Roman"/>
+                <w:b w:val="0"/>
                 <w:color w:val="000000"/>
                 <w:sz w:val="20"/>
               </w:rPr>
@@ -3896,6 +3974,7 @@
             <w:r>
               <w:rPr>
                 <w:rFonts w:ascii="Times New Roman" w:hAnsi="Times New Roman"/>
+                <w:b w:val="0"/>
                 <w:color w:val="000000"/>
                 <w:sz w:val="20"/>
               </w:rPr>
@@ -3932,7 +4011,7 @@
                     <pic:cNvPicPr/>
                   </pic:nvPicPr>
                   <pic:blipFill>
-                    <a:blip r:embed="rId12"/>
+                    <a:blip r:embed="rId10"/>
                     <a:stretch>
                       <a:fillRect/>
                     </a:stretch>
@@ -3960,7 +4039,7 @@
         <w:rPr>
           <w:rFonts w:ascii="Times New Roman" w:hAnsi="Times New Roman"/>
           <w:b/>
-          <w:i/>
+          <w:i w:val="0"/>
           <w:color w:val="000000"/>
           <w:sz w:val="21"/>
         </w:rPr>
@@ -3971,9 +4050,6 @@
       <w:pPr>
         <w:keepNext/>
         <w:spacing w:before="320" w:after="120"/>
-        <w:pBdr>
-          <w:bottom w:val="single" w:sz="12" w:space="4" w:color="000000"/>
-        </w:pBdr>
       </w:pPr>
       <w:r>
         <w:rPr>
@@ -4151,7 +4227,7 @@
             <w:r>
               <w:rPr>
                 <w:rFonts w:ascii="Times New Roman" w:hAnsi="Times New Roman"/>
-                <w:b/>
+                <w:b w:val="0"/>
                 <w:color w:val="000000"/>
                 <w:sz w:val="21"/>
               </w:rPr>
@@ -4180,7 +4256,7 @@
             <w:r>
               <w:rPr>
                 <w:rFonts w:ascii="Times New Roman" w:hAnsi="Times New Roman"/>
-                <w:b/>
+                <w:b w:val="0"/>
                 <w:color w:val="000000"/>
                 <w:sz w:val="21"/>
               </w:rPr>
@@ -4209,7 +4285,7 @@
             <w:r>
               <w:rPr>
                 <w:rFonts w:ascii="Times New Roman" w:hAnsi="Times New Roman"/>
-                <w:b/>
+                <w:b w:val="0"/>
                 <w:color w:val="000000"/>
                 <w:sz w:val="21"/>
               </w:rPr>
@@ -4238,7 +4314,7 @@
             <w:r>
               <w:rPr>
                 <w:rFonts w:ascii="Times New Roman" w:hAnsi="Times New Roman"/>
-                <w:b/>
+                <w:b w:val="0"/>
                 <w:color w:val="000000"/>
                 <w:sz w:val="21"/>
               </w:rPr>
@@ -4270,7 +4346,7 @@
             <w:r>
               <w:rPr>
                 <w:rFonts w:ascii="Times New Roman" w:hAnsi="Times New Roman"/>
-                <w:b/>
+                <w:b w:val="0"/>
                 <w:color w:val="000000"/>
                 <w:sz w:val="20"/>
               </w:rPr>
@@ -4297,6 +4373,7 @@
             <w:r>
               <w:rPr>
                 <w:rFonts w:ascii="Times New Roman" w:hAnsi="Times New Roman"/>
+                <w:b w:val="0"/>
                 <w:color w:val="000000"/>
                 <w:sz w:val="20"/>
               </w:rPr>
@@ -4323,6 +4400,7 @@
             <w:r>
               <w:rPr>
                 <w:rFonts w:ascii="Times New Roman" w:hAnsi="Times New Roman"/>
+                <w:b w:val="0"/>
                 <w:color w:val="000000"/>
                 <w:sz w:val="20"/>
               </w:rPr>
@@ -4349,6 +4427,7 @@
             <w:r>
               <w:rPr>
                 <w:rFonts w:ascii="Times New Roman" w:hAnsi="Times New Roman"/>
+                <w:b w:val="0"/>
                 <w:color w:val="000000"/>
                 <w:sz w:val="20"/>
               </w:rPr>
@@ -4381,7 +4460,7 @@
             <w:r>
               <w:rPr>
                 <w:rFonts w:ascii="Times New Roman" w:hAnsi="Times New Roman"/>
-                <w:b/>
+                <w:b w:val="0"/>
                 <w:color w:val="000000"/>
                 <w:sz w:val="20"/>
               </w:rPr>
@@ -4409,6 +4488,7 @@
             <w:r>
               <w:rPr>
                 <w:rFonts w:ascii="Times New Roman" w:hAnsi="Times New Roman"/>
+                <w:b w:val="0"/>
                 <w:color w:val="000000"/>
                 <w:sz w:val="20"/>
               </w:rPr>
@@ -4436,6 +4516,7 @@
             <w:r>
               <w:rPr>
                 <w:rFonts w:ascii="Times New Roman" w:hAnsi="Times New Roman"/>
+                <w:b w:val="0"/>
                 <w:color w:val="000000"/>
                 <w:sz w:val="20"/>
               </w:rPr>
@@ -4463,6 +4544,7 @@
             <w:r>
               <w:rPr>
                 <w:rFonts w:ascii="Times New Roman" w:hAnsi="Times New Roman"/>
+                <w:b w:val="0"/>
                 <w:color w:val="000000"/>
                 <w:sz w:val="20"/>
               </w:rPr>
@@ -4494,7 +4576,7 @@
             <w:r>
               <w:rPr>
                 <w:rFonts w:ascii="Times New Roman" w:hAnsi="Times New Roman"/>
-                <w:b/>
+                <w:b w:val="0"/>
                 <w:color w:val="000000"/>
                 <w:sz w:val="20"/>
               </w:rPr>
@@ -4521,6 +4603,7 @@
             <w:r>
               <w:rPr>
                 <w:rFonts w:ascii="Times New Roman" w:hAnsi="Times New Roman"/>
+                <w:b w:val="0"/>
                 <w:color w:val="000000"/>
                 <w:sz w:val="20"/>
               </w:rPr>
@@ -4547,6 +4630,7 @@
             <w:r>
               <w:rPr>
                 <w:rFonts w:ascii="Times New Roman" w:hAnsi="Times New Roman"/>
+                <w:b w:val="0"/>
                 <w:color w:val="000000"/>
                 <w:sz w:val="20"/>
               </w:rPr>
@@ -4573,6 +4657,7 @@
             <w:r>
               <w:rPr>
                 <w:rFonts w:ascii="Times New Roman" w:hAnsi="Times New Roman"/>
+                <w:b w:val="0"/>
                 <w:color w:val="000000"/>
                 <w:sz w:val="20"/>
               </w:rPr>
@@ -4605,7 +4690,7 @@
             <w:r>
               <w:rPr>
                 <w:rFonts w:ascii="Times New Roman" w:hAnsi="Times New Roman"/>
-                <w:b/>
+                <w:b w:val="0"/>
                 <w:color w:val="000000"/>
                 <w:sz w:val="20"/>
               </w:rPr>
@@ -4633,6 +4718,7 @@
             <w:r>
               <w:rPr>
                 <w:rFonts w:ascii="Times New Roman" w:hAnsi="Times New Roman"/>
+                <w:b w:val="0"/>
                 <w:color w:val="000000"/>
                 <w:sz w:val="20"/>
               </w:rPr>
@@ -4660,6 +4746,7 @@
             <w:r>
               <w:rPr>
                 <w:rFonts w:ascii="Times New Roman" w:hAnsi="Times New Roman"/>
+                <w:b w:val="0"/>
                 <w:color w:val="000000"/>
                 <w:sz w:val="20"/>
               </w:rPr>
@@ -4687,6 +4774,7 @@
             <w:r>
               <w:rPr>
                 <w:rFonts w:ascii="Times New Roman" w:hAnsi="Times New Roman"/>
+                <w:b w:val="0"/>
                 <w:color w:val="000000"/>
                 <w:sz w:val="20"/>
               </w:rPr>
@@ -4718,7 +4806,7 @@
             <w:r>
               <w:rPr>
                 <w:rFonts w:ascii="Times New Roman" w:hAnsi="Times New Roman"/>
-                <w:b/>
+                <w:b w:val="0"/>
                 <w:color w:val="000000"/>
                 <w:sz w:val="20"/>
               </w:rPr>
@@ -4745,6 +4833,7 @@
             <w:r>
               <w:rPr>
                 <w:rFonts w:ascii="Times New Roman" w:hAnsi="Times New Roman"/>
+                <w:b w:val="0"/>
                 <w:color w:val="000000"/>
                 <w:sz w:val="20"/>
               </w:rPr>
@@ -4771,6 +4860,7 @@
             <w:r>
               <w:rPr>
                 <w:rFonts w:ascii="Times New Roman" w:hAnsi="Times New Roman"/>
+                <w:b w:val="0"/>
                 <w:color w:val="000000"/>
                 <w:sz w:val="20"/>
               </w:rPr>
@@ -4797,6 +4887,7 @@
             <w:r>
               <w:rPr>
                 <w:rFonts w:ascii="Times New Roman" w:hAnsi="Times New Roman"/>
+                <w:b w:val="0"/>
                 <w:color w:val="000000"/>
                 <w:sz w:val="20"/>
               </w:rPr>
@@ -4829,7 +4920,7 @@
             <w:r>
               <w:rPr>
                 <w:rFonts w:ascii="Times New Roman" w:hAnsi="Times New Roman"/>
-                <w:b/>
+                <w:b w:val="0"/>
                 <w:color w:val="000000"/>
                 <w:sz w:val="20"/>
               </w:rPr>
@@ -4857,6 +4948,7 @@
             <w:r>
               <w:rPr>
                 <w:rFonts w:ascii="Times New Roman" w:hAnsi="Times New Roman"/>
+                <w:b w:val="0"/>
                 <w:color w:val="000000"/>
                 <w:sz w:val="20"/>
               </w:rPr>
@@ -4884,6 +4976,7 @@
             <w:r>
               <w:rPr>
                 <w:rFonts w:ascii="Times New Roman" w:hAnsi="Times New Roman"/>
+                <w:b w:val="0"/>
                 <w:color w:val="000000"/>
                 <w:sz w:val="20"/>
               </w:rPr>
@@ -4911,6 +5004,7 @@
             <w:r>
               <w:rPr>
                 <w:rFonts w:ascii="Times New Roman" w:hAnsi="Times New Roman"/>
+                <w:b w:val="0"/>
                 <w:color w:val="000000"/>
                 <w:sz w:val="20"/>
               </w:rPr>
@@ -4947,7 +5041,7 @@
                     <pic:cNvPicPr/>
                   </pic:nvPicPr>
                   <pic:blipFill>
-                    <a:blip r:embed="rId13"/>
+                    <a:blip r:embed="rId11"/>
                     <a:stretch>
                       <a:fillRect/>
                     </a:stretch>
@@ -4975,7 +5069,7 @@
         <w:rPr>
           <w:rFonts w:ascii="Times New Roman" w:hAnsi="Times New Roman"/>
           <w:b/>
-          <w:i/>
+          <w:i w:val="0"/>
           <w:color w:val="000000"/>
           <w:sz w:val="21"/>
         </w:rPr>
@@ -5891,7 +5985,7 @@
                     <pic:cNvPicPr/>
                   </pic:nvPicPr>
                   <pic:blipFill>
-                    <a:blip r:embed="rId14"/>
+                    <a:blip r:embed="rId12"/>
                     <a:stretch>
                       <a:fillRect/>
                     </a:stretch>
@@ -5919,7 +6013,7 @@
         <w:rPr>
           <w:rFonts w:ascii="Times New Roman" w:hAnsi="Times New Roman"/>
           <w:b/>
-          <w:i/>
+          <w:i w:val="0"/>
           <w:color w:val="000000"/>
           <w:sz w:val="21"/>
         </w:rPr>
@@ -5988,7 +6082,7 @@
             <w:r>
               <w:rPr>
                 <w:rFonts w:ascii="Times New Roman" w:hAnsi="Times New Roman"/>
-                <w:b/>
+                <w:b w:val="0"/>
                 <w:color w:val="000000"/>
                 <w:sz w:val="21"/>
               </w:rPr>
@@ -6017,7 +6111,7 @@
             <w:r>
               <w:rPr>
                 <w:rFonts w:ascii="Times New Roman" w:hAnsi="Times New Roman"/>
-                <w:b/>
+                <w:b w:val="0"/>
                 <w:color w:val="000000"/>
                 <w:sz w:val="21"/>
               </w:rPr>
@@ -6046,7 +6140,7 @@
             <w:r>
               <w:rPr>
                 <w:rFonts w:ascii="Times New Roman" w:hAnsi="Times New Roman"/>
-                <w:b/>
+                <w:b w:val="0"/>
                 <w:color w:val="000000"/>
                 <w:sz w:val="21"/>
               </w:rPr>
@@ -6075,7 +6169,7 @@
             <w:r>
               <w:rPr>
                 <w:rFonts w:ascii="Times New Roman" w:hAnsi="Times New Roman"/>
-                <w:b/>
+                <w:b w:val="0"/>
                 <w:color w:val="000000"/>
                 <w:sz w:val="21"/>
               </w:rPr>
@@ -6104,7 +6198,7 @@
             <w:r>
               <w:rPr>
                 <w:rFonts w:ascii="Times New Roman" w:hAnsi="Times New Roman"/>
-                <w:b/>
+                <w:b w:val="0"/>
                 <w:color w:val="000000"/>
                 <w:sz w:val="21"/>
               </w:rPr>
@@ -6136,7 +6230,7 @@
             <w:r>
               <w:rPr>
                 <w:rFonts w:ascii="Times New Roman" w:hAnsi="Times New Roman"/>
-                <w:b/>
+                <w:b w:val="0"/>
                 <w:color w:val="000000"/>
                 <w:sz w:val="20"/>
               </w:rPr>
@@ -6163,6 +6257,7 @@
             <w:r>
               <w:rPr>
                 <w:rFonts w:ascii="Times New Roman" w:hAnsi="Times New Roman"/>
+                <w:b w:val="0"/>
                 <w:color w:val="000000"/>
                 <w:sz w:val="20"/>
               </w:rPr>
@@ -6189,6 +6284,7 @@
             <w:r>
               <w:rPr>
                 <w:rFonts w:ascii="Times New Roman" w:hAnsi="Times New Roman"/>
+                <w:b w:val="0"/>
                 <w:color w:val="000000"/>
                 <w:sz w:val="20"/>
               </w:rPr>
@@ -6215,6 +6311,7 @@
             <w:r>
               <w:rPr>
                 <w:rFonts w:ascii="Times New Roman" w:hAnsi="Times New Roman"/>
+                <w:b w:val="0"/>
                 <w:color w:val="000000"/>
                 <w:sz w:val="20"/>
               </w:rPr>
@@ -6241,6 +6338,7 @@
             <w:r>
               <w:rPr>
                 <w:rFonts w:ascii="Times New Roman" w:hAnsi="Times New Roman"/>
+                <w:b w:val="0"/>
                 <w:color w:val="000000"/>
                 <w:sz w:val="20"/>
               </w:rPr>
@@ -6273,7 +6371,7 @@
             <w:r>
               <w:rPr>
                 <w:rFonts w:ascii="Times New Roman" w:hAnsi="Times New Roman"/>
-                <w:b/>
+                <w:b w:val="0"/>
                 <w:color w:val="000000"/>
                 <w:sz w:val="20"/>
               </w:rPr>
@@ -6301,6 +6399,7 @@
             <w:r>
               <w:rPr>
                 <w:rFonts w:ascii="Times New Roman" w:hAnsi="Times New Roman"/>
+                <w:b w:val="0"/>
                 <w:color w:val="000000"/>
                 <w:sz w:val="20"/>
               </w:rPr>
@@ -6328,6 +6427,7 @@
             <w:r>
               <w:rPr>
                 <w:rFonts w:ascii="Times New Roman" w:hAnsi="Times New Roman"/>
+                <w:b w:val="0"/>
                 <w:color w:val="000000"/>
                 <w:sz w:val="20"/>
               </w:rPr>
@@ -6355,6 +6455,7 @@
             <w:r>
               <w:rPr>
                 <w:rFonts w:ascii="Times New Roman" w:hAnsi="Times New Roman"/>
+                <w:b w:val="0"/>
                 <w:color w:val="000000"/>
                 <w:sz w:val="20"/>
               </w:rPr>
@@ -6382,6 +6483,7 @@
             <w:r>
               <w:rPr>
                 <w:rFonts w:ascii="Times New Roman" w:hAnsi="Times New Roman"/>
+                <w:b w:val="0"/>
                 <w:color w:val="000000"/>
                 <w:sz w:val="20"/>
               </w:rPr>
@@ -6413,7 +6515,7 @@
             <w:r>
               <w:rPr>
                 <w:rFonts w:ascii="Times New Roman" w:hAnsi="Times New Roman"/>
-                <w:b/>
+                <w:b w:val="0"/>
                 <w:color w:val="000000"/>
                 <w:sz w:val="20"/>
               </w:rPr>
@@ -6440,6 +6542,7 @@
             <w:r>
               <w:rPr>
                 <w:rFonts w:ascii="Times New Roman" w:hAnsi="Times New Roman"/>
+                <w:b w:val="0"/>
                 <w:color w:val="000000"/>
                 <w:sz w:val="20"/>
               </w:rPr>
@@ -6466,6 +6569,7 @@
             <w:r>
               <w:rPr>
                 <w:rFonts w:ascii="Times New Roman" w:hAnsi="Times New Roman"/>
+                <w:b w:val="0"/>
                 <w:color w:val="000000"/>
                 <w:sz w:val="20"/>
               </w:rPr>
@@ -6492,6 +6596,7 @@
             <w:r>
               <w:rPr>
                 <w:rFonts w:ascii="Times New Roman" w:hAnsi="Times New Roman"/>
+                <w:b w:val="0"/>
                 <w:color w:val="000000"/>
                 <w:sz w:val="20"/>
               </w:rPr>
@@ -6518,6 +6623,7 @@
             <w:r>
               <w:rPr>
                 <w:rFonts w:ascii="Times New Roman" w:hAnsi="Times New Roman"/>
+                <w:b w:val="0"/>
                 <w:color w:val="000000"/>
                 <w:sz w:val="20"/>
               </w:rPr>
@@ -6550,7 +6656,7 @@
             <w:r>
               <w:rPr>
                 <w:rFonts w:ascii="Times New Roman" w:hAnsi="Times New Roman"/>
-                <w:b/>
+                <w:b w:val="0"/>
                 <w:color w:val="000000"/>
                 <w:sz w:val="20"/>
               </w:rPr>
@@ -6578,6 +6684,7 @@
             <w:r>
               <w:rPr>
                 <w:rFonts w:ascii="Times New Roman" w:hAnsi="Times New Roman"/>
+                <w:b w:val="0"/>
                 <w:color w:val="000000"/>
                 <w:sz w:val="20"/>
               </w:rPr>
@@ -6605,6 +6712,7 @@
             <w:r>
               <w:rPr>
                 <w:rFonts w:ascii="Times New Roman" w:hAnsi="Times New Roman"/>
+                <w:b w:val="0"/>
                 <w:color w:val="000000"/>
                 <w:sz w:val="20"/>
               </w:rPr>
@@ -6632,6 +6740,7 @@
             <w:r>
               <w:rPr>
                 <w:rFonts w:ascii="Times New Roman" w:hAnsi="Times New Roman"/>
+                <w:b w:val="0"/>
                 <w:color w:val="000000"/>
                 <w:sz w:val="20"/>
               </w:rPr>
@@ -6659,6 +6768,7 @@
             <w:r>
               <w:rPr>
                 <w:rFonts w:ascii="Times New Roman" w:hAnsi="Times New Roman"/>
+                <w:b w:val="0"/>
                 <w:color w:val="000000"/>
                 <w:sz w:val="20"/>
               </w:rPr>
@@ -6690,7 +6800,7 @@
             <w:r>
               <w:rPr>
                 <w:rFonts w:ascii="Times New Roman" w:hAnsi="Times New Roman"/>
-                <w:b/>
+                <w:b w:val="0"/>
                 <w:color w:val="000000"/>
                 <w:sz w:val="20"/>
               </w:rPr>
@@ -6717,6 +6827,7 @@
             <w:r>
               <w:rPr>
                 <w:rFonts w:ascii="Times New Roman" w:hAnsi="Times New Roman"/>
+                <w:b w:val="0"/>
                 <w:color w:val="000000"/>
                 <w:sz w:val="20"/>
               </w:rPr>
@@ -6743,6 +6854,7 @@
             <w:r>
               <w:rPr>
                 <w:rFonts w:ascii="Times New Roman" w:hAnsi="Times New Roman"/>
+                <w:b w:val="0"/>
                 <w:color w:val="000000"/>
                 <w:sz w:val="20"/>
               </w:rPr>
@@ -6769,6 +6881,7 @@
             <w:r>
               <w:rPr>
                 <w:rFonts w:ascii="Times New Roman" w:hAnsi="Times New Roman"/>
+                <w:b w:val="0"/>
                 <w:color w:val="000000"/>
                 <w:sz w:val="20"/>
               </w:rPr>
@@ -6795,6 +6908,7 @@
             <w:r>
               <w:rPr>
                 <w:rFonts w:ascii="Times New Roman" w:hAnsi="Times New Roman"/>
+                <w:b w:val="0"/>
                 <w:color w:val="000000"/>
                 <w:sz w:val="20"/>
               </w:rPr>
@@ -6827,7 +6941,7 @@
             <w:r>
               <w:rPr>
                 <w:rFonts w:ascii="Times New Roman" w:hAnsi="Times New Roman"/>
-                <w:b/>
+                <w:b w:val="0"/>
                 <w:color w:val="000000"/>
                 <w:sz w:val="20"/>
               </w:rPr>
@@ -6855,6 +6969,7 @@
             <w:r>
               <w:rPr>
                 <w:rFonts w:ascii="Times New Roman" w:hAnsi="Times New Roman"/>
+                <w:b w:val="0"/>
                 <w:color w:val="000000"/>
                 <w:sz w:val="20"/>
               </w:rPr>
@@ -6882,6 +6997,7 @@
             <w:r>
               <w:rPr>
                 <w:rFonts w:ascii="Times New Roman" w:hAnsi="Times New Roman"/>
+                <w:b w:val="0"/>
                 <w:color w:val="000000"/>
                 <w:sz w:val="20"/>
               </w:rPr>
@@ -6909,6 +7025,7 @@
             <w:r>
               <w:rPr>
                 <w:rFonts w:ascii="Times New Roman" w:hAnsi="Times New Roman"/>
+                <w:b w:val="0"/>
                 <w:color w:val="000000"/>
                 <w:sz w:val="20"/>
               </w:rPr>
@@ -6936,6 +7053,7 @@
             <w:r>
               <w:rPr>
                 <w:rFonts w:ascii="Times New Roman" w:hAnsi="Times New Roman"/>
+                <w:b w:val="0"/>
                 <w:color w:val="000000"/>
                 <w:sz w:val="20"/>
               </w:rPr>
@@ -6987,7 +7105,7 @@
                     <pic:cNvPicPr/>
                   </pic:nvPicPr>
                   <pic:blipFill>
-                    <a:blip r:embed="rId15"/>
+                    <a:blip r:embed="rId13"/>
                     <a:stretch>
                       <a:fillRect/>
                     </a:stretch>
@@ -7015,7 +7133,7 @@
         <w:rPr>
           <w:rFonts w:ascii="Times New Roman" w:hAnsi="Times New Roman"/>
           <w:b/>
-          <w:i/>
+          <w:i w:val="0"/>
           <w:color w:val="000000"/>
           <w:sz w:val="21"/>
         </w:rPr>
@@ -7026,9 +7144,6 @@
       <w:pPr>
         <w:keepNext/>
         <w:spacing w:before="320" w:after="120"/>
-        <w:pBdr>
-          <w:bottom w:val="single" w:sz="12" w:space="4" w:color="000000"/>
-        </w:pBdr>
       </w:pPr>
       <w:r>
         <w:rPr>
@@ -7416,7 +7531,7 @@
             <w:r>
               <w:rPr>
                 <w:rFonts w:ascii="Times New Roman" w:hAnsi="Times New Roman"/>
-                <w:b/>
+                <w:b w:val="0"/>
                 <w:color w:val="000000"/>
                 <w:sz w:val="21"/>
               </w:rPr>
@@ -7445,7 +7560,7 @@
             <w:r>
               <w:rPr>
                 <w:rFonts w:ascii="Times New Roman" w:hAnsi="Times New Roman"/>
-                <w:b/>
+                <w:b w:val="0"/>
                 <w:color w:val="000000"/>
                 <w:sz w:val="21"/>
               </w:rPr>
@@ -7474,7 +7589,7 @@
             <w:r>
               <w:rPr>
                 <w:rFonts w:ascii="Times New Roman" w:hAnsi="Times New Roman"/>
-                <w:b/>
+                <w:b w:val="0"/>
                 <w:color w:val="000000"/>
                 <w:sz w:val="21"/>
               </w:rPr>
@@ -7503,7 +7618,7 @@
             <w:r>
               <w:rPr>
                 <w:rFonts w:ascii="Times New Roman" w:hAnsi="Times New Roman"/>
-                <w:b/>
+                <w:b w:val="0"/>
                 <w:color w:val="000000"/>
                 <w:sz w:val="21"/>
               </w:rPr>
@@ -7535,7 +7650,7 @@
             <w:r>
               <w:rPr>
                 <w:rFonts w:ascii="Times New Roman" w:hAnsi="Times New Roman"/>
-                <w:b/>
+                <w:b w:val="0"/>
                 <w:color w:val="000000"/>
                 <w:sz w:val="20"/>
               </w:rPr>
@@ -7562,6 +7677,7 @@
             <w:r>
               <w:rPr>
                 <w:rFonts w:ascii="Times New Roman" w:hAnsi="Times New Roman"/>
+                <w:b w:val="0"/>
                 <w:color w:val="000000"/>
                 <w:sz w:val="20"/>
               </w:rPr>
@@ -7588,6 +7704,7 @@
             <w:r>
               <w:rPr>
                 <w:rFonts w:ascii="Times New Roman" w:hAnsi="Times New Roman"/>
+                <w:b w:val="0"/>
                 <w:color w:val="000000"/>
                 <w:sz w:val="20"/>
               </w:rPr>
@@ -7614,6 +7731,7 @@
             <w:r>
               <w:rPr>
                 <w:rFonts w:ascii="Times New Roman" w:hAnsi="Times New Roman"/>
+                <w:b w:val="0"/>
                 <w:color w:val="000000"/>
                 <w:sz w:val="20"/>
               </w:rPr>
@@ -7646,7 +7764,7 @@
             <w:r>
               <w:rPr>
                 <w:rFonts w:ascii="Times New Roman" w:hAnsi="Times New Roman"/>
-                <w:b/>
+                <w:b w:val="0"/>
                 <w:color w:val="000000"/>
                 <w:sz w:val="20"/>
               </w:rPr>
@@ -7674,6 +7792,7 @@
             <w:r>
               <w:rPr>
                 <w:rFonts w:ascii="Times New Roman" w:hAnsi="Times New Roman"/>
+                <w:b w:val="0"/>
                 <w:color w:val="000000"/>
                 <w:sz w:val="20"/>
               </w:rPr>
@@ -7701,6 +7820,7 @@
             <w:r>
               <w:rPr>
                 <w:rFonts w:ascii="Times New Roman" w:hAnsi="Times New Roman"/>
+                <w:b w:val="0"/>
                 <w:color w:val="000000"/>
                 <w:sz w:val="20"/>
               </w:rPr>
@@ -7728,6 +7848,7 @@
             <w:r>
               <w:rPr>
                 <w:rFonts w:ascii="Times New Roman" w:hAnsi="Times New Roman"/>
+                <w:b w:val="0"/>
                 <w:color w:val="000000"/>
                 <w:sz w:val="20"/>
               </w:rPr>
@@ -7759,7 +7880,7 @@
             <w:r>
               <w:rPr>
                 <w:rFonts w:ascii="Times New Roman" w:hAnsi="Times New Roman"/>
-                <w:b/>
+                <w:b w:val="0"/>
                 <w:color w:val="000000"/>
                 <w:sz w:val="20"/>
               </w:rPr>
@@ -7786,6 +7907,7 @@
             <w:r>
               <w:rPr>
                 <w:rFonts w:ascii="Times New Roman" w:hAnsi="Times New Roman"/>
+                <w:b w:val="0"/>
                 <w:color w:val="000000"/>
                 <w:sz w:val="20"/>
               </w:rPr>
@@ -7812,6 +7934,7 @@
             <w:r>
               <w:rPr>
                 <w:rFonts w:ascii="Times New Roman" w:hAnsi="Times New Roman"/>
+                <w:b w:val="0"/>
                 <w:color w:val="000000"/>
                 <w:sz w:val="20"/>
               </w:rPr>
@@ -7838,6 +7961,7 @@
             <w:r>
               <w:rPr>
                 <w:rFonts w:ascii="Times New Roman" w:hAnsi="Times New Roman"/>
+                <w:b w:val="0"/>
                 <w:color w:val="000000"/>
                 <w:sz w:val="20"/>
               </w:rPr>
@@ -7870,7 +7994,7 @@
             <w:r>
               <w:rPr>
                 <w:rFonts w:ascii="Times New Roman" w:hAnsi="Times New Roman"/>
-                <w:b/>
+                <w:b w:val="0"/>
                 <w:color w:val="000000"/>
                 <w:sz w:val="20"/>
               </w:rPr>
@@ -7898,6 +8022,7 @@
             <w:r>
               <w:rPr>
                 <w:rFonts w:ascii="Times New Roman" w:hAnsi="Times New Roman"/>
+                <w:b w:val="0"/>
                 <w:color w:val="000000"/>
                 <w:sz w:val="20"/>
               </w:rPr>
@@ -7925,6 +8050,7 @@
             <w:r>
               <w:rPr>
                 <w:rFonts w:ascii="Times New Roman" w:hAnsi="Times New Roman"/>
+                <w:b w:val="0"/>
                 <w:color w:val="000000"/>
                 <w:sz w:val="20"/>
               </w:rPr>
@@ -7952,6 +8078,7 @@
             <w:r>
               <w:rPr>
                 <w:rFonts w:ascii="Times New Roman" w:hAnsi="Times New Roman"/>
+                <w:b w:val="0"/>
                 <w:color w:val="000000"/>
                 <w:sz w:val="20"/>
               </w:rPr>
@@ -7983,7 +8110,7 @@
             <w:r>
               <w:rPr>
                 <w:rFonts w:ascii="Times New Roman" w:hAnsi="Times New Roman"/>
-                <w:b/>
+                <w:b w:val="0"/>
                 <w:color w:val="000000"/>
                 <w:sz w:val="20"/>
               </w:rPr>
@@ -8010,6 +8137,7 @@
             <w:r>
               <w:rPr>
                 <w:rFonts w:ascii="Times New Roman" w:hAnsi="Times New Roman"/>
+                <w:b w:val="0"/>
                 <w:color w:val="000000"/>
                 <w:sz w:val="20"/>
               </w:rPr>
@@ -8036,6 +8164,7 @@
             <w:r>
               <w:rPr>
                 <w:rFonts w:ascii="Times New Roman" w:hAnsi="Times New Roman"/>
+                <w:b w:val="0"/>
                 <w:color w:val="000000"/>
                 <w:sz w:val="20"/>
               </w:rPr>
@@ -8062,6 +8191,7 @@
             <w:r>
               <w:rPr>
                 <w:rFonts w:ascii="Times New Roman" w:hAnsi="Times New Roman"/>
+                <w:b w:val="0"/>
                 <w:color w:val="000000"/>
                 <w:sz w:val="20"/>
               </w:rPr>
@@ -8094,7 +8224,7 @@
             <w:r>
               <w:rPr>
                 <w:rFonts w:ascii="Times New Roman" w:hAnsi="Times New Roman"/>
-                <w:b/>
+                <w:b w:val="0"/>
                 <w:color w:val="000000"/>
                 <w:sz w:val="20"/>
               </w:rPr>
@@ -8122,6 +8252,7 @@
             <w:r>
               <w:rPr>
                 <w:rFonts w:ascii="Times New Roman" w:hAnsi="Times New Roman"/>
+                <w:b w:val="0"/>
                 <w:color w:val="000000"/>
                 <w:sz w:val="20"/>
               </w:rPr>
@@ -8149,6 +8280,7 @@
             <w:r>
               <w:rPr>
                 <w:rFonts w:ascii="Times New Roman" w:hAnsi="Times New Roman"/>
+                <w:b w:val="0"/>
                 <w:color w:val="000000"/>
                 <w:sz w:val="20"/>
               </w:rPr>
@@ -8176,6 +8308,7 @@
             <w:r>
               <w:rPr>
                 <w:rFonts w:ascii="Times New Roman" w:hAnsi="Times New Roman"/>
+                <w:b w:val="0"/>
                 <w:color w:val="000000"/>
                 <w:sz w:val="20"/>
               </w:rPr>
@@ -8207,7 +8340,7 @@
             <w:r>
               <w:rPr>
                 <w:rFonts w:ascii="Times New Roman" w:hAnsi="Times New Roman"/>
-                <w:b/>
+                <w:b w:val="0"/>
                 <w:color w:val="000000"/>
                 <w:sz w:val="20"/>
               </w:rPr>
@@ -8234,6 +8367,7 @@
             <w:r>
               <w:rPr>
                 <w:rFonts w:ascii="Times New Roman" w:hAnsi="Times New Roman"/>
+                <w:b w:val="0"/>
                 <w:color w:val="000000"/>
                 <w:sz w:val="20"/>
               </w:rPr>
@@ -8260,6 +8394,7 @@
             <w:r>
               <w:rPr>
                 <w:rFonts w:ascii="Times New Roman" w:hAnsi="Times New Roman"/>
+                <w:b w:val="0"/>
                 <w:color w:val="000000"/>
                 <w:sz w:val="20"/>
               </w:rPr>
@@ -8286,6 +8421,7 @@
             <w:r>
               <w:rPr>
                 <w:rFonts w:ascii="Times New Roman" w:hAnsi="Times New Roman"/>
+                <w:b w:val="0"/>
                 <w:color w:val="000000"/>
                 <w:sz w:val="20"/>
               </w:rPr>
@@ -8318,7 +8454,7 @@
             <w:r>
               <w:rPr>
                 <w:rFonts w:ascii="Times New Roman" w:hAnsi="Times New Roman"/>
-                <w:b/>
+                <w:b w:val="0"/>
                 <w:color w:val="000000"/>
                 <w:sz w:val="20"/>
               </w:rPr>
@@ -8346,6 +8482,7 @@
             <w:r>
               <w:rPr>
                 <w:rFonts w:ascii="Times New Roman" w:hAnsi="Times New Roman"/>
+                <w:b w:val="0"/>
                 <w:color w:val="000000"/>
                 <w:sz w:val="20"/>
               </w:rPr>
@@ -8373,6 +8510,7 @@
             <w:r>
               <w:rPr>
                 <w:rFonts w:ascii="Times New Roman" w:hAnsi="Times New Roman"/>
+                <w:b w:val="0"/>
                 <w:color w:val="000000"/>
                 <w:sz w:val="20"/>
               </w:rPr>
@@ -8400,6 +8538,7 @@
             <w:r>
               <w:rPr>
                 <w:rFonts w:ascii="Times New Roman" w:hAnsi="Times New Roman"/>
+                <w:b w:val="0"/>
                 <w:color w:val="000000"/>
                 <w:sz w:val="20"/>
               </w:rPr>
@@ -8431,7 +8570,7 @@
             <w:r>
               <w:rPr>
                 <w:rFonts w:ascii="Times New Roman" w:hAnsi="Times New Roman"/>
-                <w:b/>
+                <w:b w:val="0"/>
                 <w:color w:val="000000"/>
                 <w:sz w:val="20"/>
               </w:rPr>
@@ -8458,6 +8597,7 @@
             <w:r>
               <w:rPr>
                 <w:rFonts w:ascii="Times New Roman" w:hAnsi="Times New Roman"/>
+                <w:b w:val="0"/>
                 <w:color w:val="000000"/>
                 <w:sz w:val="20"/>
               </w:rPr>
@@ -8484,6 +8624,7 @@
             <w:r>
               <w:rPr>
                 <w:rFonts w:ascii="Times New Roman" w:hAnsi="Times New Roman"/>
+                <w:b w:val="0"/>
                 <w:color w:val="000000"/>
                 <w:sz w:val="20"/>
               </w:rPr>
@@ -8510,6 +8651,7 @@
             <w:r>
               <w:rPr>
                 <w:rFonts w:ascii="Times New Roman" w:hAnsi="Times New Roman"/>
+                <w:b w:val="0"/>
                 <w:color w:val="000000"/>
                 <w:sz w:val="20"/>
               </w:rPr>
@@ -8542,7 +8684,7 @@
             <w:r>
               <w:rPr>
                 <w:rFonts w:ascii="Times New Roman" w:hAnsi="Times New Roman"/>
-                <w:b/>
+                <w:b w:val="0"/>
                 <w:color w:val="000000"/>
                 <w:sz w:val="20"/>
               </w:rPr>
@@ -8570,6 +8712,7 @@
             <w:r>
               <w:rPr>
                 <w:rFonts w:ascii="Times New Roman" w:hAnsi="Times New Roman"/>
+                <w:b w:val="0"/>
                 <w:color w:val="000000"/>
                 <w:sz w:val="20"/>
               </w:rPr>
@@ -8597,6 +8740,7 @@
             <w:r>
               <w:rPr>
                 <w:rFonts w:ascii="Times New Roman" w:hAnsi="Times New Roman"/>
+                <w:b w:val="0"/>
                 <w:color w:val="000000"/>
                 <w:sz w:val="20"/>
               </w:rPr>
@@ -8624,6 +8768,7 @@
             <w:r>
               <w:rPr>
                 <w:rFonts w:ascii="Times New Roman" w:hAnsi="Times New Roman"/>
+                <w:b w:val="0"/>
                 <w:color w:val="000000"/>
                 <w:sz w:val="20"/>
               </w:rPr>
@@ -8650,7 +8795,32 @@
           <w:color w:val="000000"/>
           <w:sz w:val="26"/>
         </w:rPr>
-        <w:t>4.4. Требования к видам обеспечения автоматизированной системы</w:t>
+        <w:t>4.4. Требования к видам обеспечения автоматизированной системы (по ГОСТ 34.602-2020)</w:t>
+      </w:r>
+    </w:p>
+    <w:p>
+      <w:pPr>
+        <w:pStyle w:val="ListBullet"/>
+        <w:spacing w:before="20" w:after="60" w:line="276" w:lineRule="auto"/>
+        <w:ind w:left="567"/>
+        <w:jc w:val="both"/>
+      </w:pPr>
+      <w:r>
+        <w:rPr>
+          <w:rFonts w:ascii="Times New Roman" w:hAnsi="Times New Roman"/>
+          <w:b/>
+          <w:color w:val="000000"/>
+          <w:sz w:val="23"/>
+        </w:rPr>
+        <w:t xml:space="preserve">Математическое и алгоритмическое обеспечение: </w:t>
+      </w:r>
+      <w:r>
+        <w:rPr>
+          <w:rFonts w:ascii="Times New Roman" w:hAnsi="Times New Roman"/>
+          <w:color w:val="000000"/>
+          <w:sz w:val="23"/>
+        </w:rPr>
+        <w:t>алгоритмы агрегации балансовой стоимости и расчета оперативных показателей парка техники (KPI), алгоритм контроля криптографической целостности архивов резервных копий по стандарту хэширования SHA-256 (FIPS 180-4) и алгоритм пакетной выборки данных с параметризованной фильтрацией.</w:t>
       </w:r>
     </w:p>
     <w:p>
@@ -8675,7 +8845,7 @@
           <w:color w:val="000000"/>
           <w:sz w:val="23"/>
         </w:rPr>
-        <w:t>структура реляционной БД в 3НФ (6 таблиц), единая система кодирования инвентарных номеров формата ИНВ-ГГГГ-NNNNN, классификаторы категорий техники и аудиторного фонда техникума.</w:t>
+        <w:t>реляционная модель данных в третьей нормальной форме (3НФ, 6 взаимосвязанных таблиц), единая система кодирования инвентарных номеров формата ИНВ-ГГГГ-NNNNN, унифицированные справочники категорий оборудования и аудиторного фонда, формат обмена данными с бухгалтерской системой (CSV в кодировке UTF-8-BOM с разделителем «;»).</w:t>
       </w:r>
     </w:p>
     <w:p>
@@ -8700,7 +8870,7 @@
           <w:color w:val="000000"/>
           <w:sz w:val="23"/>
         </w:rPr>
-        <w:t>диалоговый интерфейс пользователя, сообщения об ошибках, эксплуатационная документация и шаблоны ведомостей выполняются на государственном русском языке (кодировка UTF-8); языки реализации — Python 3 и SQL (диалект SQLite).</w:t>
+        <w:t>пользовательский веб-интерфейс, экранные формы, диагностические сообщения и эксплуатационная документация на государственном русском языке; формальные языки программирования и запросов — Python 3.9+ и SQL (диалект СУБД SQLite 3), язык разметки гипертекста HTML5 и каскадные таблицы стилей CSS3.</w:t>
       </w:r>
     </w:p>
     <w:p>
@@ -8725,7 +8895,7 @@
           <w:color w:val="000000"/>
           <w:sz w:val="23"/>
         </w:rPr>
-        <w:t>операционная система семейства Windows 10/11 Pro или отечественная ОС Linux (Astra Linux / РЕД ОС / Ubuntu 22.04+), интерпретатор Python версии не ниже 3.9 со стандартной библиотекой (модули sqlite3, http.server, csv, zipfile, hashlib), веб-браузер (Яндекс.Браузер, Chromium, Firefox).</w:t>
+        <w:t>функционирование без платных проприетарных лицензий на базе ОС Windows 10/11 Pro или отечественных дистрибутивов Linux (Astra Linux Special Edition, РЕД ОС, Альт Рабочая станция), интерпретатор Python 3.9–3.12 (стандартные модули sqlite3, http.server, urllib.parse, csv, zipfile, hashlib), клиентский веб-браузер (Яндекс.Браузер, Chromium, Mozilla Firefox).</w:t>
       </w:r>
     </w:p>
     <w:p>
@@ -8750,7 +8920,7 @@
           <w:color w:val="000000"/>
           <w:sz w:val="23"/>
         </w:rPr>
-        <w:t>рабочая станция или локальный сервер ИТ-отдела с процессором не ниже 2 ядер (2,0 ГГц), оперативной памятью от 4 ГБ, свободным дисковым пространством на SSD от 10 ГБ и сетевым интерфейсом Ethernet 100/1000 Мбит/с для доступа к хранилищу NAS.</w:t>
+        <w:t>минимальные и рекомендуемые технические характеристики аппаратного оборудования для сервера ИС, АРМ оператора и сетевого хранилища резервных копий регламентированы в таблице 6а.</w:t>
       </w:r>
     </w:p>
     <w:p>
@@ -8775,7 +8945,543 @@
           <w:color w:val="000000"/>
           <w:sz w:val="23"/>
         </w:rPr>
-        <w:t>регламент резервного копирования по правилу «3-2-1», регламент технического обслуживания БД и комплект из 5 документов обучающей и эксплуатационной документации.</w:t>
+        <w:t>должностные инструкции персонала ИТ-отдела и МОЛ, регламент резервного копирования по правилу «3-2-1», регламент периодического технического обслуживания БД (ТО-1, ТО-2, ТО-3) и комплект из 5 документов обучающей и эксплуатационной документации.</w:t>
+      </w:r>
+    </w:p>
+    <w:p>
+      <w:pPr>
+        <w:keepNext/>
+        <w:spacing w:before="160" w:after="60"/>
+      </w:pPr>
+      <w:r>
+        <w:rPr>
+          <w:rFonts w:ascii="Times New Roman" w:hAnsi="Times New Roman"/>
+          <w:b/>
+          <w:color w:val="000000"/>
+          <w:sz w:val="23"/>
+        </w:rPr>
+        <w:t>Таблица 6а — Минимальные и рекомендуемые технические характеристики аппаратного и программного обеспечения</w:t>
+      </w:r>
+    </w:p>
+    <w:tbl>
+      <w:tblPr>
+        <w:tblW w:type="auto" w:w="0"/>
+        <w:jc w:val="center"/>
+        <w:tblLook w:firstColumn="1" w:firstRow="1" w:lastColumn="0" w:lastRow="0" w:noHBand="0" w:noVBand="1" w:val="04A0"/>
+        <w:tblBorders>
+          <w:top w:val="single" w:sz="4" w:space="0" w:color="000000"/>
+          <w:bottom w:val="single" w:sz="4" w:space="0" w:color="000000"/>
+          <w:left w:val="single" w:sz="4" w:space="0" w:color="000000"/>
+          <w:right w:val="single" w:sz="4" w:space="0" w:color="000000"/>
+          <w:insideH w:val="single" w:sz="4" w:space="0" w:color="000000"/>
+          <w:insideV w:val="single" w:sz="4" w:space="0" w:color="000000"/>
+        </w:tblBorders>
+      </w:tblPr>
+      <w:tblGrid>
+        <w:gridCol w:w="2410"/>
+        <w:gridCol w:w="2410"/>
+        <w:gridCol w:w="2410"/>
+        <w:gridCol w:w="2410"/>
+      </w:tblGrid>
+      <w:tr>
+        <w:trPr>
+          <w:tblHeader/>
+          <w:cantSplit/>
+        </w:trPr>
+        <w:tc>
+          <w:tcPr>
+            <w:tcW w:type="dxa" w:w="1928"/>
+            <w:tcMar>
+              <w:top w:w="100" w:type="dxa"/>
+              <w:bottom w:w="100" w:type="dxa"/>
+              <w:left w:w="100" w:type="dxa"/>
+              <w:right w:w="100" w:type="dxa"/>
+            </w:tcMar>
+            <w:vAlign w:val="center"/>
+            <w:shd w:fill="FFFFFF"/>
+          </w:tcPr>
+          <w:p>
+            <w:pPr>
+              <w:keepNext/>
+              <w:spacing w:before="40" w:after="40"/>
+              <w:jc w:val="center"/>
+            </w:pPr>
+            <w:r>
+              <w:rPr>
+                <w:rFonts w:ascii="Times New Roman" w:hAnsi="Times New Roman"/>
+                <w:b w:val="0"/>
+                <w:color w:val="000000"/>
+                <w:sz w:val="21"/>
+              </w:rPr>
+              <w:t>Узел / компонент системы</w:t>
+            </w:r>
+          </w:p>
+        </w:tc>
+        <w:tc>
+          <w:tcPr>
+            <w:tcW w:type="dxa" w:w="2381"/>
+            <w:tcMar>
+              <w:top w:w="100" w:type="dxa"/>
+              <w:bottom w:w="100" w:type="dxa"/>
+              <w:left w:w="100" w:type="dxa"/>
+              <w:right w:w="100" w:type="dxa"/>
+            </w:tcMar>
+            <w:vAlign w:val="center"/>
+            <w:shd w:fill="FFFFFF"/>
+          </w:tcPr>
+          <w:p>
+            <w:pPr>
+              <w:keepNext/>
+              <w:spacing w:before="40" w:after="40"/>
+              <w:jc w:val="center"/>
+            </w:pPr>
+            <w:r>
+              <w:rPr>
+                <w:rFonts w:ascii="Times New Roman" w:hAnsi="Times New Roman"/>
+                <w:b w:val="0"/>
+                <w:color w:val="000000"/>
+                <w:sz w:val="21"/>
+              </w:rPr>
+              <w:t>Параметр технического и программного обеспечения</w:t>
+            </w:r>
+          </w:p>
+        </w:tc>
+        <w:tc>
+          <w:tcPr>
+            <w:tcW w:type="dxa" w:w="2665"/>
+            <w:tcMar>
+              <w:top w:w="100" w:type="dxa"/>
+              <w:bottom w:w="100" w:type="dxa"/>
+              <w:left w:w="100" w:type="dxa"/>
+              <w:right w:w="100" w:type="dxa"/>
+            </w:tcMar>
+            <w:vAlign w:val="center"/>
+            <w:shd w:fill="FFFFFF"/>
+          </w:tcPr>
+          <w:p>
+            <w:pPr>
+              <w:keepNext/>
+              <w:spacing w:before="40" w:after="40"/>
+              <w:jc w:val="center"/>
+            </w:pPr>
+            <w:r>
+              <w:rPr>
+                <w:rFonts w:ascii="Times New Roman" w:hAnsi="Times New Roman"/>
+                <w:b w:val="0"/>
+                <w:color w:val="000000"/>
+                <w:sz w:val="21"/>
+              </w:rPr>
+              <w:t>Минимальные технические характеристики</w:t>
+            </w:r>
+          </w:p>
+        </w:tc>
+        <w:tc>
+          <w:tcPr>
+            <w:tcW w:type="dxa" w:w="2665"/>
+            <w:tcMar>
+              <w:top w:w="100" w:type="dxa"/>
+              <w:bottom w:w="100" w:type="dxa"/>
+              <w:left w:w="100" w:type="dxa"/>
+              <w:right w:w="100" w:type="dxa"/>
+            </w:tcMar>
+            <w:vAlign w:val="center"/>
+            <w:shd w:fill="FFFFFF"/>
+          </w:tcPr>
+          <w:p>
+            <w:pPr>
+              <w:keepNext/>
+              <w:spacing w:before="40" w:after="40"/>
+              <w:jc w:val="center"/>
+            </w:pPr>
+            <w:r>
+              <w:rPr>
+                <w:rFonts w:ascii="Times New Roman" w:hAnsi="Times New Roman"/>
+                <w:b w:val="0"/>
+                <w:color w:val="000000"/>
+                <w:sz w:val="21"/>
+              </w:rPr>
+              <w:t>Рекомендуемые технические характеристики</w:t>
+            </w:r>
+          </w:p>
+        </w:tc>
+      </w:tr>
+      <w:tr>
+        <w:trPr>
+          <w:cantSplit/>
+        </w:trPr>
+        <w:tc>
+          <w:tcPr>
+            <w:tcW w:type="dxa" w:w="1928"/>
+            <w:tcMar>
+              <w:top w:w="80" w:type="dxa"/>
+              <w:bottom w:w="80" w:type="dxa"/>
+              <w:left w:w="100" w:type="dxa"/>
+              <w:right w:w="100" w:type="dxa"/>
+            </w:tcMar>
+            <w:vAlign w:val="center"/>
+          </w:tcPr>
+          <w:p>
+            <w:pPr>
+              <w:spacing w:before="40" w:after="40" w:line="259" w:lineRule="auto"/>
+              <w:jc w:val="left"/>
+            </w:pPr>
+            <w:r>
+              <w:rPr>
+                <w:rFonts w:ascii="Times New Roman" w:hAnsi="Times New Roman"/>
+                <w:b w:val="0"/>
+                <w:color w:val="000000"/>
+                <w:sz w:val="20"/>
+              </w:rPr>
+              <w:t>Сервер АИС «ТехУчет-СПО» (локальный узел ИТ-отдела)</w:t>
+            </w:r>
+          </w:p>
+        </w:tc>
+        <w:tc>
+          <w:tcPr>
+            <w:tcW w:type="dxa" w:w="2381"/>
+            <w:tcMar>
+              <w:top w:w="80" w:type="dxa"/>
+              <w:bottom w:w="80" w:type="dxa"/>
+              <w:left w:w="100" w:type="dxa"/>
+              <w:right w:w="100" w:type="dxa"/>
+            </w:tcMar>
+            <w:vAlign w:val="center"/>
+          </w:tcPr>
+          <w:p>
+            <w:pPr>
+              <w:spacing w:before="40" w:after="40" w:line="259" w:lineRule="auto"/>
+              <w:jc w:val="left"/>
+            </w:pPr>
+            <w:r>
+              <w:rPr>
+                <w:rFonts w:ascii="Times New Roman" w:hAnsi="Times New Roman"/>
+                <w:b w:val="0"/>
+                <w:color w:val="000000"/>
+                <w:sz w:val="20"/>
+              </w:rPr>
+              <w:t>Центральный процессор (ЦП); Оперативная память (ОЗУ); Дисковая подсистема; Сетевой интерфейс; Операционная система</w:t>
+            </w:r>
+          </w:p>
+        </w:tc>
+        <w:tc>
+          <w:tcPr>
+            <w:tcW w:type="dxa" w:w="2665"/>
+            <w:tcMar>
+              <w:top w:w="80" w:type="dxa"/>
+              <w:bottom w:w="80" w:type="dxa"/>
+              <w:left w:w="100" w:type="dxa"/>
+              <w:right w:w="100" w:type="dxa"/>
+            </w:tcMar>
+            <w:vAlign w:val="center"/>
+          </w:tcPr>
+          <w:p>
+            <w:pPr>
+              <w:spacing w:before="40" w:after="40" w:line="259" w:lineRule="auto"/>
+              <w:jc w:val="left"/>
+            </w:pPr>
+            <w:r>
+              <w:rPr>
+                <w:rFonts w:ascii="Times New Roman" w:hAnsi="Times New Roman"/>
+                <w:b w:val="0"/>
+                <w:color w:val="000000"/>
+                <w:sz w:val="20"/>
+              </w:rPr>
+              <w:t>2 ядра x86-64, частота от 2,0 ГГц; ОЗУ не менее 4 ГБ DDR4; не менее 10 ГБ свободного места на HDD/SSD; Fast Ethernet 100 Мбит/с; Windows 10 (64-бит) / Ubuntu 20.04 LTS</w:t>
+            </w:r>
+          </w:p>
+        </w:tc>
+        <w:tc>
+          <w:tcPr>
+            <w:tcW w:type="dxa" w:w="2665"/>
+            <w:tcMar>
+              <w:top w:w="80" w:type="dxa"/>
+              <w:bottom w:w="80" w:type="dxa"/>
+              <w:left w:w="100" w:type="dxa"/>
+              <w:right w:w="100" w:type="dxa"/>
+            </w:tcMar>
+            <w:vAlign w:val="center"/>
+          </w:tcPr>
+          <w:p>
+            <w:pPr>
+              <w:spacing w:before="40" w:after="40" w:line="259" w:lineRule="auto"/>
+              <w:jc w:val="left"/>
+            </w:pPr>
+            <w:r>
+              <w:rPr>
+                <w:rFonts w:ascii="Times New Roman" w:hAnsi="Times New Roman"/>
+                <w:b w:val="0"/>
+                <w:color w:val="000000"/>
+                <w:sz w:val="20"/>
+              </w:rPr>
+              <w:t>4 ядра x86-64, частота от 2,8 ГГц; ОЗУ 8–16 ГБ DDR4; твердотельный накопитель SSD NVMe от 64 ГБ; Gigabit Ethernet 1000 Мбит/с + ИБП 650 ВА; Astra Linux SE 1.7 / РЕД ОС 7.3 / Windows 11 Pro</w:t>
+            </w:r>
+          </w:p>
+        </w:tc>
+      </w:tr>
+      <w:tr>
+        <w:trPr>
+          <w:cantSplit/>
+        </w:trPr>
+        <w:tc>
+          <w:tcPr>
+            <w:tcW w:type="dxa" w:w="1928"/>
+            <w:tcMar>
+              <w:top w:w="80" w:type="dxa"/>
+              <w:bottom w:w="80" w:type="dxa"/>
+              <w:left w:w="100" w:type="dxa"/>
+              <w:right w:w="100" w:type="dxa"/>
+            </w:tcMar>
+            <w:vAlign w:val="center"/>
+            <w:shd w:fill="FFFFFF"/>
+          </w:tcPr>
+          <w:p>
+            <w:pPr>
+              <w:spacing w:before="40" w:after="40" w:line="259" w:lineRule="auto"/>
+              <w:jc w:val="left"/>
+            </w:pPr>
+            <w:r>
+              <w:rPr>
+                <w:rFonts w:ascii="Times New Roman" w:hAnsi="Times New Roman"/>
+                <w:b w:val="0"/>
+                <w:color w:val="000000"/>
+                <w:sz w:val="20"/>
+              </w:rPr>
+              <w:t>АРМ оператора / лаборанта / инженера ИТ / МОЛ</w:t>
+            </w:r>
+          </w:p>
+        </w:tc>
+        <w:tc>
+          <w:tcPr>
+            <w:tcW w:type="dxa" w:w="2381"/>
+            <w:tcMar>
+              <w:top w:w="80" w:type="dxa"/>
+              <w:bottom w:w="80" w:type="dxa"/>
+              <w:left w:w="100" w:type="dxa"/>
+              <w:right w:w="100" w:type="dxa"/>
+            </w:tcMar>
+            <w:vAlign w:val="center"/>
+            <w:shd w:fill="FFFFFF"/>
+          </w:tcPr>
+          <w:p>
+            <w:pPr>
+              <w:spacing w:before="40" w:after="40" w:line="259" w:lineRule="auto"/>
+              <w:jc w:val="left"/>
+            </w:pPr>
+            <w:r>
+              <w:rPr>
+                <w:rFonts w:ascii="Times New Roman" w:hAnsi="Times New Roman"/>
+                <w:b w:val="0"/>
+                <w:color w:val="000000"/>
+                <w:sz w:val="20"/>
+              </w:rPr>
+              <w:t>Центральный процессор (ЦП); Оперативная память (ОЗУ); Монитор (дисплей); Периферия и устройства ввода; Клиентское ПО (веб-браузер)</w:t>
+            </w:r>
+          </w:p>
+        </w:tc>
+        <w:tc>
+          <w:tcPr>
+            <w:tcW w:type="dxa" w:w="2665"/>
+            <w:tcMar>
+              <w:top w:w="80" w:type="dxa"/>
+              <w:bottom w:w="80" w:type="dxa"/>
+              <w:left w:w="100" w:type="dxa"/>
+              <w:right w:w="100" w:type="dxa"/>
+            </w:tcMar>
+            <w:vAlign w:val="center"/>
+            <w:shd w:fill="FFFFFF"/>
+          </w:tcPr>
+          <w:p>
+            <w:pPr>
+              <w:spacing w:before="40" w:after="40" w:line="259" w:lineRule="auto"/>
+              <w:jc w:val="left"/>
+            </w:pPr>
+            <w:r>
+              <w:rPr>
+                <w:rFonts w:ascii="Times New Roman" w:hAnsi="Times New Roman"/>
+                <w:b w:val="0"/>
+                <w:color w:val="000000"/>
+                <w:sz w:val="20"/>
+              </w:rPr>
+              <w:t>2 ядра, частота от 1,8 ГГц; ОЗУ не менее 4 ГБ; диагональ от 19 дюймов, разрешение 1280x720 (HD); клавиатура, оптическая мышь (USB); Яндекс.Браузер / Chromium / Firefox (HTML5)</w:t>
+            </w:r>
+          </w:p>
+        </w:tc>
+        <w:tc>
+          <w:tcPr>
+            <w:tcW w:type="dxa" w:w="2665"/>
+            <w:tcMar>
+              <w:top w:w="80" w:type="dxa"/>
+              <w:bottom w:w="80" w:type="dxa"/>
+              <w:left w:w="100" w:type="dxa"/>
+              <w:right w:w="100" w:type="dxa"/>
+            </w:tcMar>
+            <w:vAlign w:val="center"/>
+            <w:shd w:fill="FFFFFF"/>
+          </w:tcPr>
+          <w:p>
+            <w:pPr>
+              <w:spacing w:before="40" w:after="40" w:line="259" w:lineRule="auto"/>
+              <w:jc w:val="left"/>
+            </w:pPr>
+            <w:r>
+              <w:rPr>
+                <w:rFonts w:ascii="Times New Roman" w:hAnsi="Times New Roman"/>
+                <w:b w:val="0"/>
+                <w:color w:val="000000"/>
+                <w:sz w:val="20"/>
+              </w:rPr>
+              <w:t>4 ядра, частота от 2,4 ГГц; ОЗУ 8 ГБ; диагональ 21,5–24 дюйма, разрешение 1920x1080 (Full HD); клавиатура, мышь, лазерный принтер / МФУ, 2D-сканер штрих/QR-кодов; Яндекс.Браузер (актуальная версия)</w:t>
+            </w:r>
+          </w:p>
+        </w:tc>
+      </w:tr>
+      <w:tr>
+        <w:trPr>
+          <w:cantSplit/>
+        </w:trPr>
+        <w:tc>
+          <w:tcPr>
+            <w:tcW w:type="dxa" w:w="1928"/>
+            <w:tcMar>
+              <w:top w:w="80" w:type="dxa"/>
+              <w:bottom w:w="80" w:type="dxa"/>
+              <w:left w:w="100" w:type="dxa"/>
+              <w:right w:w="100" w:type="dxa"/>
+            </w:tcMar>
+            <w:vAlign w:val="center"/>
+          </w:tcPr>
+          <w:p>
+            <w:pPr>
+              <w:spacing w:before="40" w:after="40" w:line="259" w:lineRule="auto"/>
+              <w:jc w:val="left"/>
+            </w:pPr>
+            <w:r>
+              <w:rPr>
+                <w:rFonts w:ascii="Times New Roman" w:hAnsi="Times New Roman"/>
+                <w:b w:val="0"/>
+                <w:color w:val="000000"/>
+                <w:sz w:val="20"/>
+              </w:rPr>
+              <w:t>Контур резервного копирования (правило «3-2-1»)</w:t>
+            </w:r>
+          </w:p>
+        </w:tc>
+        <w:tc>
+          <w:tcPr>
+            <w:tcW w:type="dxa" w:w="2381"/>
+            <w:tcMar>
+              <w:top w:w="80" w:type="dxa"/>
+              <w:bottom w:w="80" w:type="dxa"/>
+              <w:left w:w="100" w:type="dxa"/>
+              <w:right w:w="100" w:type="dxa"/>
+            </w:tcMar>
+            <w:vAlign w:val="center"/>
+          </w:tcPr>
+          <w:p>
+            <w:pPr>
+              <w:spacing w:before="40" w:after="40" w:line="259" w:lineRule="auto"/>
+              <w:jc w:val="left"/>
+            </w:pPr>
+            <w:r>
+              <w:rPr>
+                <w:rFonts w:ascii="Times New Roman" w:hAnsi="Times New Roman"/>
+                <w:b w:val="0"/>
+                <w:color w:val="000000"/>
+                <w:sz w:val="20"/>
+              </w:rPr>
+              <w:t>Сетевое хранилище (Копия №2); Внешний носитель (Копия №3); Канал передачи данных ЛВС</w:t>
+            </w:r>
+          </w:p>
+        </w:tc>
+        <w:tc>
+          <w:tcPr>
+            <w:tcW w:type="dxa" w:w="2665"/>
+            <w:tcMar>
+              <w:top w:w="80" w:type="dxa"/>
+              <w:bottom w:w="80" w:type="dxa"/>
+              <w:left w:w="100" w:type="dxa"/>
+              <w:right w:w="100" w:type="dxa"/>
+            </w:tcMar>
+            <w:vAlign w:val="center"/>
+          </w:tcPr>
+          <w:p>
+            <w:pPr>
+              <w:spacing w:before="40" w:after="40" w:line="259" w:lineRule="auto"/>
+              <w:jc w:val="left"/>
+            </w:pPr>
+            <w:r>
+              <w:rPr>
+                <w:rFonts w:ascii="Times New Roman" w:hAnsi="Times New Roman"/>
+                <w:b w:val="0"/>
+                <w:color w:val="000000"/>
+                <w:sz w:val="20"/>
+              </w:rPr>
+              <w:t>Сетевая папка SMB/CIFS от 20 ГБ; внешний накопитель USB 3.0 от 16 ГБ; локальная вычислительная сеть 100 Мбит/с</w:t>
+            </w:r>
+          </w:p>
+        </w:tc>
+        <w:tc>
+          <w:tcPr>
+            <w:tcW w:type="dxa" w:w="2665"/>
+            <w:tcMar>
+              <w:top w:w="80" w:type="dxa"/>
+              <w:bottom w:w="80" w:type="dxa"/>
+              <w:left w:w="100" w:type="dxa"/>
+              <w:right w:w="100" w:type="dxa"/>
+            </w:tcMar>
+            <w:vAlign w:val="center"/>
+          </w:tcPr>
+          <w:p>
+            <w:pPr>
+              <w:spacing w:before="40" w:after="40" w:line="259" w:lineRule="auto"/>
+              <w:jc w:val="left"/>
+            </w:pPr>
+            <w:r>
+              <w:rPr>
+                <w:rFonts w:ascii="Times New Roman" w:hAnsi="Times New Roman"/>
+                <w:b w:val="0"/>
+                <w:color w:val="000000"/>
+                <w:sz w:val="20"/>
+              </w:rPr>
+              <w:t>Сетевое хранилище NAS (RAID 1) от 500 ГБ; внешний защищенный SSD USB 3.2 от 128 ГБ; сегментированная ЛВС ИТ-отдела 1 Гбит/с</w:t>
+            </w:r>
+          </w:p>
+        </w:tc>
+      </w:tr>
+    </w:tbl>
+    <w:p>
+      <w:pPr>
+        <w:spacing w:before="0" w:after="80"/>
+      </w:pPr>
+    </w:p>
+    <w:p>
+      <w:pPr>
+        <w:keepNext/>
+        <w:spacing w:before="240" w:after="80"/>
+      </w:pPr>
+      <w:r>
+        <w:rPr>
+          <w:rFonts w:ascii="Times New Roman" w:hAnsi="Times New Roman"/>
+          <w:b/>
+          <w:color w:val="000000"/>
+          <w:sz w:val="26"/>
+        </w:rPr>
+        <w:t>4.5. Состав и содержание работ по созданию и внедрению, порядок контроля и приемки</w:t>
+      </w:r>
+    </w:p>
+    <w:p>
+      <w:pPr>
+        <w:spacing w:before="0" w:after="120" w:line="276" w:lineRule="auto"/>
+        <w:ind w:firstLine="567"/>
+        <w:jc w:val="both"/>
+      </w:pPr>
+      <w:r>
+        <w:rPr>
+          <w:rFonts w:ascii="Times New Roman" w:hAnsi="Times New Roman"/>
+          <w:color w:val="000000"/>
+          <w:sz w:val="24"/>
+        </w:rPr>
+        <w:t>Работы по созданию и вводу АИС «ТехУчет-СПО» в действие выполняются в 7 этапов согласно ГОСТ 34.601-90 (см. таблицу 3): предпроектное обследование, разработка ТЗ, техническое проектирование БД и форм, программирование и тестирование, разработка документации, первичная загрузка реестра (332 ед.) с опытной эксплуатацией и обучение персонала. Контроль и приемка системы проводятся комиссией техникума в соответствии с ГОСТ 34.603-92 по трем видам испытаний: (1) предварительные испытания по тестовым сценариям ТС-01 – ТС-06; (2) опытная эксплуатация в реальных условиях ИТ-отдела; (3) приемочные испытания с подписанием Акта ввода в эксплуатацию.</w:t>
       </w:r>
     </w:p>
     <w:p>
@@ -8790,7 +9496,7 @@
           <w:color w:val="000000"/>
           <w:sz w:val="26"/>
         </w:rPr>
-        <w:t>4.5. Состав работ по внедрению и порядок контроля и приемки</w:t>
+        <w:t>4.6. Требования к подготовке объекта автоматизации и документированию</w:t>
       </w:r>
     </w:p>
     <w:p>
@@ -8805,16 +9511,13 @@
           <w:color w:val="000000"/>
           <w:sz w:val="24"/>
         </w:rPr>
-        <w:t>Приемка АИС «ТехУчет-СПО» осуществляется комиссией в составе руководителя практики, заведующего лабораторией и представителя ИТ-отдела техникума в три последовательных этапа согласно ГОСТ 34.603-92: (1) предварительные автономные испытания программных модулей по тестовым сценариям ТС-01 – ТС-06; (2) опытная эксплуатация на реальном массиве из 332 единиц оборудования; (3) приемочные испытания с проверкой комплектности документации и оформлением Акта ввода системы в постоянную эксплуатацию.</w:t>
+        <w:t>К моменту ввода системы в эксплуатацию Заказчик обеспечивает выделение учетных записей операторов, настройку сетевого доступа к каталогу резервного копирования на хранилище NAS и сверку первичных инвентарных списков по 32 учебным кабинетам. Перечень разрабатываемых эксплуатационных и обучающих документов определен по ГОСТ 34.201-2020 и ГОСТ Р 59795-2021 и приведен в разделе 5.</w:t>
       </w:r>
     </w:p>
     <w:p>
       <w:pPr>
         <w:keepNext/>
         <w:spacing w:before="320" w:after="120"/>
-        <w:pBdr>
-          <w:bottom w:val="single" w:sz="12" w:space="4" w:color="000000"/>
-        </w:pBdr>
       </w:pPr>
       <w:r>
         <w:rPr>
@@ -8903,7 +9606,7 @@
             <w:r>
               <w:rPr>
                 <w:rFonts w:ascii="Times New Roman" w:hAnsi="Times New Roman"/>
-                <w:b/>
+                <w:b w:val="0"/>
                 <w:color w:val="000000"/>
                 <w:sz w:val="21"/>
               </w:rPr>
@@ -8932,7 +9635,7 @@
             <w:r>
               <w:rPr>
                 <w:rFonts w:ascii="Times New Roman" w:hAnsi="Times New Roman"/>
-                <w:b/>
+                <w:b w:val="0"/>
                 <w:color w:val="000000"/>
                 <w:sz w:val="21"/>
               </w:rPr>
@@ -8961,7 +9664,7 @@
             <w:r>
               <w:rPr>
                 <w:rFonts w:ascii="Times New Roman" w:hAnsi="Times New Roman"/>
-                <w:b/>
+                <w:b w:val="0"/>
                 <w:color w:val="000000"/>
                 <w:sz w:val="21"/>
               </w:rPr>
@@ -8990,7 +9693,7 @@
             <w:r>
               <w:rPr>
                 <w:rFonts w:ascii="Times New Roman" w:hAnsi="Times New Roman"/>
-                <w:b/>
+                <w:b w:val="0"/>
                 <w:color w:val="000000"/>
                 <w:sz w:val="21"/>
               </w:rPr>
@@ -9019,7 +9722,7 @@
             <w:r>
               <w:rPr>
                 <w:rFonts w:ascii="Times New Roman" w:hAnsi="Times New Roman"/>
-                <w:b/>
+                <w:b w:val="0"/>
                 <w:color w:val="000000"/>
                 <w:sz w:val="21"/>
               </w:rPr>
@@ -9051,7 +9754,7 @@
             <w:r>
               <w:rPr>
                 <w:rFonts w:ascii="Times New Roman" w:hAnsi="Times New Roman"/>
-                <w:b/>
+                <w:b w:val="0"/>
                 <w:color w:val="000000"/>
                 <w:sz w:val="20"/>
               </w:rPr>
@@ -9078,6 +9781,7 @@
             <w:r>
               <w:rPr>
                 <w:rFonts w:ascii="Times New Roman" w:hAnsi="Times New Roman"/>
+                <w:b w:val="0"/>
                 <w:color w:val="000000"/>
                 <w:sz w:val="20"/>
               </w:rPr>
@@ -9104,6 +9808,7 @@
             <w:r>
               <w:rPr>
                 <w:rFonts w:ascii="Times New Roman" w:hAnsi="Times New Roman"/>
+                <w:b w:val="0"/>
                 <w:color w:val="000000"/>
                 <w:sz w:val="20"/>
               </w:rPr>
@@ -9130,6 +9835,7 @@
             <w:r>
               <w:rPr>
                 <w:rFonts w:ascii="Times New Roman" w:hAnsi="Times New Roman"/>
+                <w:b w:val="0"/>
                 <w:color w:val="000000"/>
                 <w:sz w:val="20"/>
               </w:rPr>
@@ -9156,6 +9862,7 @@
             <w:r>
               <w:rPr>
                 <w:rFonts w:ascii="Times New Roman" w:hAnsi="Times New Roman"/>
+                <w:b w:val="0"/>
                 <w:color w:val="000000"/>
                 <w:sz w:val="20"/>
               </w:rPr>
@@ -9188,7 +9895,7 @@
             <w:r>
               <w:rPr>
                 <w:rFonts w:ascii="Times New Roman" w:hAnsi="Times New Roman"/>
-                <w:b/>
+                <w:b w:val="0"/>
                 <w:color w:val="000000"/>
                 <w:sz w:val="20"/>
               </w:rPr>
@@ -9216,6 +9923,7 @@
             <w:r>
               <w:rPr>
                 <w:rFonts w:ascii="Times New Roman" w:hAnsi="Times New Roman"/>
+                <w:b w:val="0"/>
                 <w:color w:val="000000"/>
                 <w:sz w:val="20"/>
               </w:rPr>
@@ -9243,6 +9951,7 @@
             <w:r>
               <w:rPr>
                 <w:rFonts w:ascii="Times New Roman" w:hAnsi="Times New Roman"/>
+                <w:b w:val="0"/>
                 <w:color w:val="000000"/>
                 <w:sz w:val="20"/>
               </w:rPr>
@@ -9270,6 +9979,7 @@
             <w:r>
               <w:rPr>
                 <w:rFonts w:ascii="Times New Roman" w:hAnsi="Times New Roman"/>
+                <w:b w:val="0"/>
                 <w:color w:val="000000"/>
                 <w:sz w:val="20"/>
               </w:rPr>
@@ -9297,6 +10007,7 @@
             <w:r>
               <w:rPr>
                 <w:rFonts w:ascii="Times New Roman" w:hAnsi="Times New Roman"/>
+                <w:b w:val="0"/>
                 <w:color w:val="000000"/>
                 <w:sz w:val="20"/>
               </w:rPr>
@@ -9328,7 +10039,7 @@
             <w:r>
               <w:rPr>
                 <w:rFonts w:ascii="Times New Roman" w:hAnsi="Times New Roman"/>
-                <w:b/>
+                <w:b w:val="0"/>
                 <w:color w:val="000000"/>
                 <w:sz w:val="20"/>
               </w:rPr>
@@ -9355,6 +10066,7 @@
             <w:r>
               <w:rPr>
                 <w:rFonts w:ascii="Times New Roman" w:hAnsi="Times New Roman"/>
+                <w:b w:val="0"/>
                 <w:color w:val="000000"/>
                 <w:sz w:val="20"/>
               </w:rPr>
@@ -9381,6 +10093,7 @@
             <w:r>
               <w:rPr>
                 <w:rFonts w:ascii="Times New Roman" w:hAnsi="Times New Roman"/>
+                <w:b w:val="0"/>
                 <w:color w:val="000000"/>
                 <w:sz w:val="20"/>
               </w:rPr>
@@ -9407,6 +10120,7 @@
             <w:r>
               <w:rPr>
                 <w:rFonts w:ascii="Times New Roman" w:hAnsi="Times New Roman"/>
+                <w:b w:val="0"/>
                 <w:color w:val="000000"/>
                 <w:sz w:val="20"/>
               </w:rPr>
@@ -9433,6 +10147,7 @@
             <w:r>
               <w:rPr>
                 <w:rFonts w:ascii="Times New Roman" w:hAnsi="Times New Roman"/>
+                <w:b w:val="0"/>
                 <w:color w:val="000000"/>
                 <w:sz w:val="20"/>
               </w:rPr>
@@ -9465,7 +10180,7 @@
             <w:r>
               <w:rPr>
                 <w:rFonts w:ascii="Times New Roman" w:hAnsi="Times New Roman"/>
-                <w:b/>
+                <w:b w:val="0"/>
                 <w:color w:val="000000"/>
                 <w:sz w:val="20"/>
               </w:rPr>
@@ -9493,6 +10208,7 @@
             <w:r>
               <w:rPr>
                 <w:rFonts w:ascii="Times New Roman" w:hAnsi="Times New Roman"/>
+                <w:b w:val="0"/>
                 <w:color w:val="000000"/>
                 <w:sz w:val="20"/>
               </w:rPr>
@@ -9520,6 +10236,7 @@
             <w:r>
               <w:rPr>
                 <w:rFonts w:ascii="Times New Roman" w:hAnsi="Times New Roman"/>
+                <w:b w:val="0"/>
                 <w:color w:val="000000"/>
                 <w:sz w:val="20"/>
               </w:rPr>
@@ -9547,6 +10264,7 @@
             <w:r>
               <w:rPr>
                 <w:rFonts w:ascii="Times New Roman" w:hAnsi="Times New Roman"/>
+                <w:b w:val="0"/>
                 <w:color w:val="000000"/>
                 <w:sz w:val="20"/>
               </w:rPr>
@@ -9574,6 +10292,7 @@
             <w:r>
               <w:rPr>
                 <w:rFonts w:ascii="Times New Roman" w:hAnsi="Times New Roman"/>
+                <w:b w:val="0"/>
                 <w:color w:val="000000"/>
                 <w:sz w:val="20"/>
               </w:rPr>
@@ -9605,7 +10324,7 @@
             <w:r>
               <w:rPr>
                 <w:rFonts w:ascii="Times New Roman" w:hAnsi="Times New Roman"/>
-                <w:b/>
+                <w:b w:val="0"/>
                 <w:color w:val="000000"/>
                 <w:sz w:val="20"/>
               </w:rPr>
@@ -9632,6 +10351,7 @@
             <w:r>
               <w:rPr>
                 <w:rFonts w:ascii="Times New Roman" w:hAnsi="Times New Roman"/>
+                <w:b w:val="0"/>
                 <w:color w:val="000000"/>
                 <w:sz w:val="20"/>
               </w:rPr>
@@ -9658,6 +10378,7 @@
             <w:r>
               <w:rPr>
                 <w:rFonts w:ascii="Times New Roman" w:hAnsi="Times New Roman"/>
+                <w:b w:val="0"/>
                 <w:color w:val="000000"/>
                 <w:sz w:val="20"/>
               </w:rPr>
@@ -9684,6 +10405,7 @@
             <w:r>
               <w:rPr>
                 <w:rFonts w:ascii="Times New Roman" w:hAnsi="Times New Roman"/>
+                <w:b w:val="0"/>
                 <w:color w:val="000000"/>
                 <w:sz w:val="20"/>
               </w:rPr>
@@ -9710,6 +10432,7 @@
             <w:r>
               <w:rPr>
                 <w:rFonts w:ascii="Times New Roman" w:hAnsi="Times New Roman"/>
+                <w:b w:val="0"/>
                 <w:color w:val="000000"/>
                 <w:sz w:val="20"/>
               </w:rPr>
@@ -9762,7 +10485,7 @@
             <w:r>
               <w:rPr>
                 <w:rFonts w:ascii="Times New Roman" w:hAnsi="Times New Roman"/>
-                <w:b/>
+                <w:b w:val="0"/>
                 <w:color w:val="000000"/>
                 <w:sz w:val="22"/>
               </w:rPr>
@@ -9800,9 +10523,6 @@
       <w:pPr>
         <w:keepNext/>
         <w:spacing w:before="320" w:after="120"/>
-        <w:pBdr>
-          <w:bottom w:val="single" w:sz="12" w:space="4" w:color="000000"/>
-        </w:pBdr>
       </w:pPr>
       <w:r>
         <w:rPr>
@@ -9905,7 +10625,7 @@
             <w:r>
               <w:rPr>
                 <w:rFonts w:ascii="Times New Roman" w:hAnsi="Times New Roman"/>
-                <w:b/>
+                <w:b w:val="0"/>
                 <w:color w:val="000000"/>
                 <w:sz w:val="21"/>
               </w:rPr>
@@ -9934,7 +10654,7 @@
             <w:r>
               <w:rPr>
                 <w:rFonts w:ascii="Times New Roman" w:hAnsi="Times New Roman"/>
-                <w:b/>
+                <w:b w:val="0"/>
                 <w:color w:val="000000"/>
                 <w:sz w:val="21"/>
               </w:rPr>
@@ -9963,7 +10683,7 @@
             <w:r>
               <w:rPr>
                 <w:rFonts w:ascii="Times New Roman" w:hAnsi="Times New Roman"/>
-                <w:b/>
+                <w:b w:val="0"/>
                 <w:color w:val="000000"/>
                 <w:sz w:val="21"/>
               </w:rPr>
@@ -9992,7 +10712,7 @@
             <w:r>
               <w:rPr>
                 <w:rFonts w:ascii="Times New Roman" w:hAnsi="Times New Roman"/>
-                <w:b/>
+                <w:b w:val="0"/>
                 <w:color w:val="000000"/>
                 <w:sz w:val="21"/>
               </w:rPr>
@@ -10024,7 +10744,7 @@
             <w:r>
               <w:rPr>
                 <w:rFonts w:ascii="Times New Roman" w:hAnsi="Times New Roman"/>
-                <w:b/>
+                <w:b w:val="0"/>
                 <w:color w:val="000000"/>
                 <w:sz w:val="20"/>
               </w:rPr>
@@ -10051,6 +10771,7 @@
             <w:r>
               <w:rPr>
                 <w:rFonts w:ascii="Times New Roman" w:hAnsi="Times New Roman"/>
+                <w:b w:val="0"/>
                 <w:color w:val="000000"/>
                 <w:sz w:val="20"/>
               </w:rPr>
@@ -10077,6 +10798,7 @@
             <w:r>
               <w:rPr>
                 <w:rFonts w:ascii="Times New Roman" w:hAnsi="Times New Roman"/>
+                <w:b w:val="0"/>
                 <w:color w:val="000000"/>
                 <w:sz w:val="20"/>
               </w:rPr>
@@ -10103,6 +10825,7 @@
             <w:r>
               <w:rPr>
                 <w:rFonts w:ascii="Times New Roman" w:hAnsi="Times New Roman"/>
+                <w:b w:val="0"/>
                 <w:color w:val="000000"/>
                 <w:sz w:val="20"/>
               </w:rPr>
@@ -10135,7 +10858,7 @@
             <w:r>
               <w:rPr>
                 <w:rFonts w:ascii="Times New Roman" w:hAnsi="Times New Roman"/>
-                <w:b/>
+                <w:b w:val="0"/>
                 <w:color w:val="000000"/>
                 <w:sz w:val="20"/>
               </w:rPr>
@@ -10163,6 +10886,7 @@
             <w:r>
               <w:rPr>
                 <w:rFonts w:ascii="Times New Roman" w:hAnsi="Times New Roman"/>
+                <w:b w:val="0"/>
                 <w:color w:val="000000"/>
                 <w:sz w:val="20"/>
               </w:rPr>
@@ -10190,6 +10914,7 @@
             <w:r>
               <w:rPr>
                 <w:rFonts w:ascii="Times New Roman" w:hAnsi="Times New Roman"/>
+                <w:b w:val="0"/>
                 <w:color w:val="000000"/>
                 <w:sz w:val="20"/>
               </w:rPr>
@@ -10217,6 +10942,7 @@
             <w:r>
               <w:rPr>
                 <w:rFonts w:ascii="Times New Roman" w:hAnsi="Times New Roman"/>
+                <w:b w:val="0"/>
                 <w:color w:val="000000"/>
                 <w:sz w:val="20"/>
               </w:rPr>
@@ -10248,7 +10974,7 @@
             <w:r>
               <w:rPr>
                 <w:rFonts w:ascii="Times New Roman" w:hAnsi="Times New Roman"/>
-                <w:b/>
+                <w:b w:val="0"/>
                 <w:color w:val="000000"/>
                 <w:sz w:val="20"/>
               </w:rPr>
@@ -10275,6 +11001,7 @@
             <w:r>
               <w:rPr>
                 <w:rFonts w:ascii="Times New Roman" w:hAnsi="Times New Roman"/>
+                <w:b w:val="0"/>
                 <w:color w:val="000000"/>
                 <w:sz w:val="20"/>
               </w:rPr>
@@ -10301,6 +11028,7 @@
             <w:r>
               <w:rPr>
                 <w:rFonts w:ascii="Times New Roman" w:hAnsi="Times New Roman"/>
+                <w:b w:val="0"/>
                 <w:color w:val="000000"/>
                 <w:sz w:val="20"/>
               </w:rPr>
@@ -10327,6 +11055,7 @@
             <w:r>
               <w:rPr>
                 <w:rFonts w:ascii="Times New Roman" w:hAnsi="Times New Roman"/>
+                <w:b w:val="0"/>
                 <w:color w:val="000000"/>
                 <w:sz w:val="20"/>
               </w:rPr>
@@ -10359,7 +11088,7 @@
             <w:r>
               <w:rPr>
                 <w:rFonts w:ascii="Times New Roman" w:hAnsi="Times New Roman"/>
-                <w:b/>
+                <w:b w:val="0"/>
                 <w:color w:val="000000"/>
                 <w:sz w:val="20"/>
               </w:rPr>
@@ -10387,6 +11116,7 @@
             <w:r>
               <w:rPr>
                 <w:rFonts w:ascii="Times New Roman" w:hAnsi="Times New Roman"/>
+                <w:b w:val="0"/>
                 <w:color w:val="000000"/>
                 <w:sz w:val="20"/>
               </w:rPr>
@@ -10414,6 +11144,7 @@
             <w:r>
               <w:rPr>
                 <w:rFonts w:ascii="Times New Roman" w:hAnsi="Times New Roman"/>
+                <w:b w:val="0"/>
                 <w:color w:val="000000"/>
                 <w:sz w:val="20"/>
               </w:rPr>
@@ -10441,6 +11172,7 @@
             <w:r>
               <w:rPr>
                 <w:rFonts w:ascii="Times New Roman" w:hAnsi="Times New Roman"/>
+                <w:b w:val="0"/>
                 <w:color w:val="000000"/>
                 <w:sz w:val="20"/>
               </w:rPr>
@@ -10467,7 +11199,22 @@
           <w:color w:val="000000"/>
           <w:sz w:val="24"/>
         </w:rPr>
-        <w:t>Порядок запуска системы и начала рабочей смены оператора: (1) убедиться в наличии файла базы данных tech_inventory.db в рабочем каталоге системы; (2) запустить сервер приложения командой python app.py (или через ярлык «Запуск АИС ТехУчет-СПО» на рабочем столе); (3) открыть веб-браузер и перейти по адресу http://localhost:8000; (4) проконтролировать наличие зеленого индикатора «СУБД SQLite 3: АКТИВНА» в правом верхнем углу экрана (см. рисунок 4).</w:t>
+        <w:t>Требования к квалификации оператора и техническому оснащению рабочего места (по ГОСТ Р 59795-2021): к работе с АИС «ТехУчет-СПО» допускаются сотрудники ИТ-отдела и лаборанты, имеющие базовые навыки эксплуатации ПЭВМ в среде ОС Windows/Linux, работы с веб-браузером и табличными редакторами, прошедшие инструктаж по документу ТУ-СПО.РО.02 и сдавшие контрольный тест ТУ-СПО.КТ.05 с результатом не ниже 80%. Автоматизированное рабочее место (АРМ) оператора должно соответствовать минимальным аппаратно-программным характеристикам, установленным в таблице 6а Технического задания (процессор от 2 ядер 1,8 ГГц, ОЗУ от 4 ГБ, монитор с разрешением не менее 1280x720 пикселей, интерпретатор Python 3.9+ и современный веб-браузер).</w:t>
+      </w:r>
+    </w:p>
+    <w:p>
+      <w:pPr>
+        <w:spacing w:before="0" w:after="120" w:line="276" w:lineRule="auto"/>
+        <w:ind w:firstLine="567"/>
+        <w:jc w:val="both"/>
+      </w:pPr>
+      <w:r>
+        <w:rPr>
+          <w:rFonts w:ascii="Times New Roman" w:hAnsi="Times New Roman"/>
+          <w:color w:val="000000"/>
+          <w:sz w:val="24"/>
+        </w:rPr>
+        <w:t>Порядок запуска системы и начала рабочей смены оператора: (1) проверить подключение АРМ к локальной сети техникума и наличие файла базы данных tech_inventory.db в рабочем каталоге приложения; (2) запустить сервер приложения командой python app.py в терминале (или через ярлык «Запуск АИС ТехУчет-СПО» на рабочем столе); (3) открыть веб-браузер и перейти по локальному адресу http://localhost:8000; (4) убедиться в отображении зеленого индикатора «СУБД SQLite 3: АКТИВНА» в верхнем правом углу главной экранной формы и сверить показатели на 5 карточках KPI (см. рисунок 4).</w:t>
       </w:r>
     </w:p>
     <w:p>
@@ -10725,7 +11472,7 @@
             <w:r>
               <w:rPr>
                 <w:rFonts w:ascii="Times New Roman" w:hAnsi="Times New Roman"/>
-                <w:b/>
+                <w:b w:val="0"/>
                 <w:color w:val="000000"/>
                 <w:sz w:val="21"/>
               </w:rPr>
@@ -10754,7 +11501,7 @@
             <w:r>
               <w:rPr>
                 <w:rFonts w:ascii="Times New Roman" w:hAnsi="Times New Roman"/>
-                <w:b/>
+                <w:b w:val="0"/>
                 <w:color w:val="000000"/>
                 <w:sz w:val="21"/>
               </w:rPr>
@@ -10783,7 +11530,7 @@
             <w:r>
               <w:rPr>
                 <w:rFonts w:ascii="Times New Roman" w:hAnsi="Times New Roman"/>
-                <w:b/>
+                <w:b w:val="0"/>
                 <w:color w:val="000000"/>
                 <w:sz w:val="21"/>
               </w:rPr>
@@ -10815,7 +11562,7 @@
             <w:r>
               <w:rPr>
                 <w:rFonts w:ascii="Times New Roman" w:hAnsi="Times New Roman"/>
-                <w:b/>
+                <w:b w:val="0"/>
                 <w:color w:val="000000"/>
                 <w:sz w:val="20"/>
               </w:rPr>
@@ -10842,6 +11589,7 @@
             <w:r>
               <w:rPr>
                 <w:rFonts w:ascii="Times New Roman" w:hAnsi="Times New Roman"/>
+                <w:b w:val="0"/>
                 <w:color w:val="000000"/>
                 <w:sz w:val="20"/>
               </w:rPr>
@@ -10868,6 +11616,7 @@
             <w:r>
               <w:rPr>
                 <w:rFonts w:ascii="Times New Roman" w:hAnsi="Times New Roman"/>
+                <w:b w:val="0"/>
                 <w:color w:val="000000"/>
                 <w:sz w:val="20"/>
               </w:rPr>
@@ -10900,7 +11649,7 @@
             <w:r>
               <w:rPr>
                 <w:rFonts w:ascii="Times New Roman" w:hAnsi="Times New Roman"/>
-                <w:b/>
+                <w:b w:val="0"/>
                 <w:color w:val="000000"/>
                 <w:sz w:val="20"/>
               </w:rPr>
@@ -10928,6 +11677,7 @@
             <w:r>
               <w:rPr>
                 <w:rFonts w:ascii="Times New Roman" w:hAnsi="Times New Roman"/>
+                <w:b w:val="0"/>
                 <w:color w:val="000000"/>
                 <w:sz w:val="20"/>
               </w:rPr>
@@ -10955,6 +11705,7 @@
             <w:r>
               <w:rPr>
                 <w:rFonts w:ascii="Times New Roman" w:hAnsi="Times New Roman"/>
+                <w:b w:val="0"/>
                 <w:color w:val="000000"/>
                 <w:sz w:val="20"/>
               </w:rPr>
@@ -10986,7 +11737,7 @@
             <w:r>
               <w:rPr>
                 <w:rFonts w:ascii="Times New Roman" w:hAnsi="Times New Roman"/>
-                <w:b/>
+                <w:b w:val="0"/>
                 <w:color w:val="000000"/>
                 <w:sz w:val="20"/>
               </w:rPr>
@@ -11013,6 +11764,7 @@
             <w:r>
               <w:rPr>
                 <w:rFonts w:ascii="Times New Roman" w:hAnsi="Times New Roman"/>
+                <w:b w:val="0"/>
                 <w:color w:val="000000"/>
                 <w:sz w:val="20"/>
               </w:rPr>
@@ -11039,6 +11791,7 @@
             <w:r>
               <w:rPr>
                 <w:rFonts w:ascii="Times New Roman" w:hAnsi="Times New Roman"/>
+                <w:b w:val="0"/>
                 <w:color w:val="000000"/>
                 <w:sz w:val="20"/>
               </w:rPr>
@@ -11071,7 +11824,7 @@
             <w:r>
               <w:rPr>
                 <w:rFonts w:ascii="Times New Roman" w:hAnsi="Times New Roman"/>
-                <w:b/>
+                <w:b w:val="0"/>
                 <w:color w:val="000000"/>
                 <w:sz w:val="20"/>
               </w:rPr>
@@ -11099,6 +11852,7 @@
             <w:r>
               <w:rPr>
                 <w:rFonts w:ascii="Times New Roman" w:hAnsi="Times New Roman"/>
+                <w:b w:val="0"/>
                 <w:color w:val="000000"/>
                 <w:sz w:val="20"/>
               </w:rPr>
@@ -11126,6 +11880,7 @@
             <w:r>
               <w:rPr>
                 <w:rFonts w:ascii="Times New Roman" w:hAnsi="Times New Roman"/>
+                <w:b w:val="0"/>
                 <w:color w:val="000000"/>
                 <w:sz w:val="20"/>
               </w:rPr>
@@ -11157,7 +11912,7 @@
             <w:r>
               <w:rPr>
                 <w:rFonts w:ascii="Times New Roman" w:hAnsi="Times New Roman"/>
-                <w:b/>
+                <w:b w:val="0"/>
                 <w:color w:val="000000"/>
                 <w:sz w:val="20"/>
               </w:rPr>
@@ -11184,6 +11939,7 @@
             <w:r>
               <w:rPr>
                 <w:rFonts w:ascii="Times New Roman" w:hAnsi="Times New Roman"/>
+                <w:b w:val="0"/>
                 <w:color w:val="000000"/>
                 <w:sz w:val="20"/>
               </w:rPr>
@@ -11210,6 +11966,7 @@
             <w:r>
               <w:rPr>
                 <w:rFonts w:ascii="Times New Roman" w:hAnsi="Times New Roman"/>
+                <w:b w:val="0"/>
                 <w:color w:val="000000"/>
                 <w:sz w:val="20"/>
               </w:rPr>
@@ -11228,9 +11985,6 @@
       <w:pPr>
         <w:keepNext/>
         <w:spacing w:before="320" w:after="120"/>
-        <w:pBdr>
-          <w:bottom w:val="single" w:sz="12" w:space="4" w:color="000000"/>
-        </w:pBdr>
       </w:pPr>
       <w:r>
         <w:rPr>
@@ -11294,7 +12048,7 @@
                     <pic:cNvPicPr/>
                   </pic:nvPicPr>
                   <pic:blipFill>
-                    <a:blip r:embed="rId16"/>
+                    <a:blip r:embed="rId14"/>
                     <a:stretch>
                       <a:fillRect/>
                     </a:stretch>
@@ -11322,7 +12076,7 @@
         <w:rPr>
           <w:rFonts w:ascii="Times New Roman" w:hAnsi="Times New Roman"/>
           <w:b/>
-          <w:i/>
+          <w:i w:val="0"/>
           <w:color w:val="000000"/>
           <w:sz w:val="21"/>
         </w:rPr>
@@ -11391,7 +12145,7 @@
             <w:r>
               <w:rPr>
                 <w:rFonts w:ascii="Times New Roman" w:hAnsi="Times New Roman"/>
-                <w:b/>
+                <w:b w:val="0"/>
                 <w:color w:val="000000"/>
                 <w:sz w:val="21"/>
               </w:rPr>
@@ -11420,7 +12174,7 @@
             <w:r>
               <w:rPr>
                 <w:rFonts w:ascii="Times New Roman" w:hAnsi="Times New Roman"/>
-                <w:b/>
+                <w:b w:val="0"/>
                 <w:color w:val="000000"/>
                 <w:sz w:val="21"/>
               </w:rPr>
@@ -11449,7 +12203,7 @@
             <w:r>
               <w:rPr>
                 <w:rFonts w:ascii="Times New Roman" w:hAnsi="Times New Roman"/>
-                <w:b/>
+                <w:b w:val="0"/>
                 <w:color w:val="000000"/>
                 <w:sz w:val="21"/>
               </w:rPr>
@@ -11478,7 +12232,7 @@
             <w:r>
               <w:rPr>
                 <w:rFonts w:ascii="Times New Roman" w:hAnsi="Times New Roman"/>
-                <w:b/>
+                <w:b w:val="0"/>
                 <w:color w:val="000000"/>
                 <w:sz w:val="21"/>
               </w:rPr>
@@ -11507,7 +12261,7 @@
             <w:r>
               <w:rPr>
                 <w:rFonts w:ascii="Times New Roman" w:hAnsi="Times New Roman"/>
-                <w:b/>
+                <w:b w:val="0"/>
                 <w:color w:val="000000"/>
                 <w:sz w:val="21"/>
               </w:rPr>
@@ -11539,7 +12293,7 @@
             <w:r>
               <w:rPr>
                 <w:rFonts w:ascii="Times New Roman" w:hAnsi="Times New Roman"/>
-                <w:b/>
+                <w:b w:val="0"/>
                 <w:color w:val="000000"/>
                 <w:sz w:val="20"/>
               </w:rPr>
@@ -11566,6 +12320,7 @@
             <w:r>
               <w:rPr>
                 <w:rFonts w:ascii="Times New Roman" w:hAnsi="Times New Roman"/>
+                <w:b w:val="0"/>
                 <w:color w:val="000000"/>
                 <w:sz w:val="20"/>
               </w:rPr>
@@ -11592,6 +12347,7 @@
             <w:r>
               <w:rPr>
                 <w:rFonts w:ascii="Times New Roman" w:hAnsi="Times New Roman"/>
+                <w:b w:val="0"/>
                 <w:color w:val="000000"/>
                 <w:sz w:val="20"/>
               </w:rPr>
@@ -11618,6 +12374,7 @@
             <w:r>
               <w:rPr>
                 <w:rFonts w:ascii="Times New Roman" w:hAnsi="Times New Roman"/>
+                <w:b w:val="0"/>
                 <w:color w:val="000000"/>
                 <w:sz w:val="20"/>
               </w:rPr>
@@ -11644,6 +12401,7 @@
             <w:r>
               <w:rPr>
                 <w:rFonts w:ascii="Times New Roman" w:hAnsi="Times New Roman"/>
+                <w:b w:val="0"/>
                 <w:color w:val="000000"/>
                 <w:sz w:val="20"/>
               </w:rPr>
@@ -11678,7 +12436,7 @@
             <w:r>
               <w:rPr>
                 <w:rFonts w:ascii="Times New Roman" w:hAnsi="Times New Roman"/>
-                <w:b/>
+                <w:b w:val="0"/>
                 <w:color w:val="000000"/>
                 <w:sz w:val="20"/>
               </w:rPr>
@@ -11706,6 +12464,7 @@
             <w:r>
               <w:rPr>
                 <w:rFonts w:ascii="Times New Roman" w:hAnsi="Times New Roman"/>
+                <w:b w:val="0"/>
                 <w:color w:val="000000"/>
                 <w:sz w:val="20"/>
               </w:rPr>
@@ -11733,6 +12492,7 @@
             <w:r>
               <w:rPr>
                 <w:rFonts w:ascii="Times New Roman" w:hAnsi="Times New Roman"/>
+                <w:b w:val="0"/>
                 <w:color w:val="000000"/>
                 <w:sz w:val="20"/>
               </w:rPr>
@@ -11760,6 +12520,7 @@
             <w:r>
               <w:rPr>
                 <w:rFonts w:ascii="Times New Roman" w:hAnsi="Times New Roman"/>
+                <w:b w:val="0"/>
                 <w:color w:val="000000"/>
                 <w:sz w:val="20"/>
               </w:rPr>
@@ -11787,6 +12548,7 @@
             <w:r>
               <w:rPr>
                 <w:rFonts w:ascii="Times New Roman" w:hAnsi="Times New Roman"/>
+                <w:b w:val="0"/>
                 <w:color w:val="000000"/>
                 <w:sz w:val="20"/>
               </w:rPr>
@@ -11820,7 +12582,7 @@
             <w:r>
               <w:rPr>
                 <w:rFonts w:ascii="Times New Roman" w:hAnsi="Times New Roman"/>
-                <w:b/>
+                <w:b w:val="0"/>
                 <w:color w:val="000000"/>
                 <w:sz w:val="20"/>
               </w:rPr>
@@ -11847,6 +12609,7 @@
             <w:r>
               <w:rPr>
                 <w:rFonts w:ascii="Times New Roman" w:hAnsi="Times New Roman"/>
+                <w:b w:val="0"/>
                 <w:color w:val="000000"/>
                 <w:sz w:val="20"/>
               </w:rPr>
@@ -11873,6 +12636,7 @@
             <w:r>
               <w:rPr>
                 <w:rFonts w:ascii="Times New Roman" w:hAnsi="Times New Roman"/>
+                <w:b w:val="0"/>
                 <w:color w:val="000000"/>
                 <w:sz w:val="20"/>
               </w:rPr>
@@ -11899,6 +12663,7 @@
             <w:r>
               <w:rPr>
                 <w:rFonts w:ascii="Times New Roman" w:hAnsi="Times New Roman"/>
+                <w:b w:val="0"/>
                 <w:color w:val="000000"/>
                 <w:sz w:val="20"/>
               </w:rPr>
@@ -11925,6 +12690,7 @@
             <w:r>
               <w:rPr>
                 <w:rFonts w:ascii="Times New Roman" w:hAnsi="Times New Roman"/>
+                <w:b w:val="0"/>
                 <w:color w:val="000000"/>
                 <w:sz w:val="20"/>
               </w:rPr>
@@ -12407,9 +13173,6 @@
       <w:pPr>
         <w:keepNext/>
         <w:spacing w:before="320" w:after="120"/>
-        <w:pBdr>
-          <w:bottom w:val="single" w:sz="12" w:space="4" w:color="000000"/>
-        </w:pBdr>
       </w:pPr>
       <w:r>
         <w:rPr>
@@ -12513,7 +13276,7 @@
             <w:r>
               <w:rPr>
                 <w:rFonts w:ascii="Times New Roman" w:hAnsi="Times New Roman"/>
-                <w:b/>
+                <w:b w:val="0"/>
                 <w:color w:val="000000"/>
                 <w:sz w:val="21"/>
               </w:rPr>
@@ -12542,7 +13305,7 @@
             <w:r>
               <w:rPr>
                 <w:rFonts w:ascii="Times New Roman" w:hAnsi="Times New Roman"/>
-                <w:b/>
+                <w:b w:val="0"/>
                 <w:color w:val="000000"/>
                 <w:sz w:val="21"/>
               </w:rPr>
@@ -12571,7 +13334,7 @@
             <w:r>
               <w:rPr>
                 <w:rFonts w:ascii="Times New Roman" w:hAnsi="Times New Roman"/>
-                <w:b/>
+                <w:b w:val="0"/>
                 <w:color w:val="000000"/>
                 <w:sz w:val="21"/>
               </w:rPr>
@@ -12600,7 +13363,7 @@
             <w:r>
               <w:rPr>
                 <w:rFonts w:ascii="Times New Roman" w:hAnsi="Times New Roman"/>
-                <w:b/>
+                <w:b w:val="0"/>
                 <w:color w:val="000000"/>
                 <w:sz w:val="21"/>
               </w:rPr>
@@ -12629,7 +13392,7 @@
             <w:r>
               <w:rPr>
                 <w:rFonts w:ascii="Times New Roman" w:hAnsi="Times New Roman"/>
-                <w:b/>
+                <w:b w:val="0"/>
                 <w:color w:val="000000"/>
                 <w:sz w:val="21"/>
               </w:rPr>
@@ -12661,7 +13424,7 @@
             <w:r>
               <w:rPr>
                 <w:rFonts w:ascii="Times New Roman" w:hAnsi="Times New Roman"/>
-                <w:b/>
+                <w:b w:val="0"/>
                 <w:color w:val="000000"/>
                 <w:sz w:val="20"/>
               </w:rPr>
@@ -12688,6 +13451,7 @@
             <w:r>
               <w:rPr>
                 <w:rFonts w:ascii="Times New Roman" w:hAnsi="Times New Roman"/>
+                <w:b w:val="0"/>
                 <w:color w:val="000000"/>
                 <w:sz w:val="20"/>
               </w:rPr>
@@ -12714,6 +13478,7 @@
             <w:r>
               <w:rPr>
                 <w:rFonts w:ascii="Times New Roman" w:hAnsi="Times New Roman"/>
+                <w:b w:val="0"/>
                 <w:color w:val="000000"/>
                 <w:sz w:val="20"/>
               </w:rPr>
@@ -12740,6 +13505,7 @@
             <w:r>
               <w:rPr>
                 <w:rFonts w:ascii="Times New Roman" w:hAnsi="Times New Roman"/>
+                <w:b w:val="0"/>
                 <w:color w:val="000000"/>
                 <w:sz w:val="20"/>
               </w:rPr>
@@ -12766,6 +13532,7 @@
             <w:r>
               <w:rPr>
                 <w:rFonts w:ascii="Times New Roman" w:hAnsi="Times New Roman"/>
+                <w:b w:val="0"/>
                 <w:color w:val="000000"/>
                 <w:sz w:val="20"/>
               </w:rPr>
@@ -12798,7 +13565,7 @@
             <w:r>
               <w:rPr>
                 <w:rFonts w:ascii="Times New Roman" w:hAnsi="Times New Roman"/>
-                <w:b/>
+                <w:b w:val="0"/>
                 <w:color w:val="000000"/>
                 <w:sz w:val="20"/>
               </w:rPr>
@@ -12826,6 +13593,7 @@
             <w:r>
               <w:rPr>
                 <w:rFonts w:ascii="Times New Roman" w:hAnsi="Times New Roman"/>
+                <w:b w:val="0"/>
                 <w:color w:val="000000"/>
                 <w:sz w:val="20"/>
               </w:rPr>
@@ -12853,6 +13621,7 @@
             <w:r>
               <w:rPr>
                 <w:rFonts w:ascii="Times New Roman" w:hAnsi="Times New Roman"/>
+                <w:b w:val="0"/>
                 <w:color w:val="000000"/>
                 <w:sz w:val="20"/>
               </w:rPr>
@@ -12880,6 +13649,7 @@
             <w:r>
               <w:rPr>
                 <w:rFonts w:ascii="Times New Roman" w:hAnsi="Times New Roman"/>
+                <w:b w:val="0"/>
                 <w:color w:val="000000"/>
                 <w:sz w:val="20"/>
               </w:rPr>
@@ -12907,6 +13677,7 @@
             <w:r>
               <w:rPr>
                 <w:rFonts w:ascii="Times New Roman" w:hAnsi="Times New Roman"/>
+                <w:b w:val="0"/>
                 <w:color w:val="000000"/>
                 <w:sz w:val="20"/>
               </w:rPr>
@@ -12938,7 +13709,7 @@
             <w:r>
               <w:rPr>
                 <w:rFonts w:ascii="Times New Roman" w:hAnsi="Times New Roman"/>
-                <w:b/>
+                <w:b w:val="0"/>
                 <w:color w:val="000000"/>
                 <w:sz w:val="20"/>
               </w:rPr>
@@ -12965,6 +13736,7 @@
             <w:r>
               <w:rPr>
                 <w:rFonts w:ascii="Times New Roman" w:hAnsi="Times New Roman"/>
+                <w:b w:val="0"/>
                 <w:color w:val="000000"/>
                 <w:sz w:val="20"/>
               </w:rPr>
@@ -12991,6 +13763,7 @@
             <w:r>
               <w:rPr>
                 <w:rFonts w:ascii="Times New Roman" w:hAnsi="Times New Roman"/>
+                <w:b w:val="0"/>
                 <w:color w:val="000000"/>
                 <w:sz w:val="20"/>
               </w:rPr>
@@ -13017,6 +13790,7 @@
             <w:r>
               <w:rPr>
                 <w:rFonts w:ascii="Times New Roman" w:hAnsi="Times New Roman"/>
+                <w:b w:val="0"/>
                 <w:color w:val="000000"/>
                 <w:sz w:val="20"/>
               </w:rPr>
@@ -13043,6 +13817,7 @@
             <w:r>
               <w:rPr>
                 <w:rFonts w:ascii="Times New Roman" w:hAnsi="Times New Roman"/>
+                <w:b w:val="0"/>
                 <w:color w:val="000000"/>
                 <w:sz w:val="20"/>
               </w:rPr>
@@ -13075,7 +13850,7 @@
             <w:r>
               <w:rPr>
                 <w:rFonts w:ascii="Times New Roman" w:hAnsi="Times New Roman"/>
-                <w:b/>
+                <w:b w:val="0"/>
                 <w:color w:val="000000"/>
                 <w:sz w:val="20"/>
               </w:rPr>
@@ -13103,6 +13878,7 @@
             <w:r>
               <w:rPr>
                 <w:rFonts w:ascii="Times New Roman" w:hAnsi="Times New Roman"/>
+                <w:b w:val="0"/>
                 <w:color w:val="000000"/>
                 <w:sz w:val="20"/>
               </w:rPr>
@@ -13130,6 +13906,7 @@
             <w:r>
               <w:rPr>
                 <w:rFonts w:ascii="Times New Roman" w:hAnsi="Times New Roman"/>
+                <w:b w:val="0"/>
                 <w:color w:val="000000"/>
                 <w:sz w:val="20"/>
               </w:rPr>
@@ -13157,6 +13934,7 @@
             <w:r>
               <w:rPr>
                 <w:rFonts w:ascii="Times New Roman" w:hAnsi="Times New Roman"/>
+                <w:b w:val="0"/>
                 <w:color w:val="000000"/>
                 <w:sz w:val="20"/>
               </w:rPr>
@@ -13184,6 +13962,7 @@
             <w:r>
               <w:rPr>
                 <w:rFonts w:ascii="Times New Roman" w:hAnsi="Times New Roman"/>
+                <w:b w:val="0"/>
                 <w:color w:val="000000"/>
                 <w:sz w:val="20"/>
               </w:rPr>
@@ -13554,7 +14333,7 @@
             <w:r>
               <w:rPr>
                 <w:rFonts w:ascii="Times New Roman" w:hAnsi="Times New Roman"/>
-                <w:b/>
+                <w:b w:val="0"/>
                 <w:color w:val="000000"/>
                 <w:sz w:val="21"/>
               </w:rPr>
@@ -13583,7 +14362,7 @@
             <w:r>
               <w:rPr>
                 <w:rFonts w:ascii="Times New Roman" w:hAnsi="Times New Roman"/>
-                <w:b/>
+                <w:b w:val="0"/>
                 <w:color w:val="000000"/>
                 <w:sz w:val="21"/>
               </w:rPr>
@@ -13612,7 +14391,7 @@
             <w:r>
               <w:rPr>
                 <w:rFonts w:ascii="Times New Roman" w:hAnsi="Times New Roman"/>
-                <w:b/>
+                <w:b w:val="0"/>
                 <w:color w:val="000000"/>
                 <w:sz w:val="21"/>
               </w:rPr>
@@ -13641,7 +14420,7 @@
             <w:r>
               <w:rPr>
                 <w:rFonts w:ascii="Times New Roman" w:hAnsi="Times New Roman"/>
-                <w:b/>
+                <w:b w:val="0"/>
                 <w:color w:val="000000"/>
                 <w:sz w:val="21"/>
               </w:rPr>
@@ -13670,7 +14449,7 @@
             <w:r>
               <w:rPr>
                 <w:rFonts w:ascii="Times New Roman" w:hAnsi="Times New Roman"/>
-                <w:b/>
+                <w:b w:val="0"/>
                 <w:color w:val="000000"/>
                 <w:sz w:val="21"/>
               </w:rPr>
@@ -13699,7 +14478,7 @@
             <w:r>
               <w:rPr>
                 <w:rFonts w:ascii="Times New Roman" w:hAnsi="Times New Roman"/>
-                <w:b/>
+                <w:b w:val="0"/>
                 <w:color w:val="000000"/>
                 <w:sz w:val="21"/>
               </w:rPr>
@@ -13731,7 +14510,7 @@
             <w:r>
               <w:rPr>
                 <w:rFonts w:ascii="Times New Roman" w:hAnsi="Times New Roman"/>
-                <w:b/>
+                <w:b w:val="0"/>
                 <w:color w:val="000000"/>
                 <w:sz w:val="20"/>
               </w:rPr>
@@ -13758,6 +14537,7 @@
             <w:r>
               <w:rPr>
                 <w:rFonts w:ascii="Times New Roman" w:hAnsi="Times New Roman"/>
+                <w:b w:val="0"/>
                 <w:color w:val="000000"/>
                 <w:sz w:val="20"/>
               </w:rPr>
@@ -13784,6 +14564,7 @@
             <w:r>
               <w:rPr>
                 <w:rFonts w:ascii="Times New Roman" w:hAnsi="Times New Roman"/>
+                <w:b w:val="0"/>
                 <w:color w:val="000000"/>
                 <w:sz w:val="20"/>
               </w:rPr>
@@ -13810,6 +14591,7 @@
             <w:r>
               <w:rPr>
                 <w:rFonts w:ascii="Times New Roman" w:hAnsi="Times New Roman"/>
+                <w:b w:val="0"/>
                 <w:color w:val="000000"/>
                 <w:sz w:val="20"/>
               </w:rPr>
@@ -13836,6 +14618,7 @@
             <w:r>
               <w:rPr>
                 <w:rFonts w:ascii="Times New Roman" w:hAnsi="Times New Roman"/>
+                <w:b w:val="0"/>
                 <w:color w:val="000000"/>
                 <w:sz w:val="20"/>
               </w:rPr>
@@ -13862,6 +14645,7 @@
             <w:r>
               <w:rPr>
                 <w:rFonts w:ascii="Times New Roman" w:hAnsi="Times New Roman"/>
+                <w:b w:val="0"/>
                 <w:color w:val="000000"/>
                 <w:sz w:val="20"/>
               </w:rPr>
@@ -13894,7 +14678,7 @@
             <w:r>
               <w:rPr>
                 <w:rFonts w:ascii="Times New Roman" w:hAnsi="Times New Roman"/>
-                <w:b/>
+                <w:b w:val="0"/>
                 <w:color w:val="000000"/>
                 <w:sz w:val="20"/>
               </w:rPr>
@@ -13922,6 +14706,7 @@
             <w:r>
               <w:rPr>
                 <w:rFonts w:ascii="Times New Roman" w:hAnsi="Times New Roman"/>
+                <w:b w:val="0"/>
                 <w:color w:val="000000"/>
                 <w:sz w:val="20"/>
               </w:rPr>
@@ -13949,6 +14734,7 @@
             <w:r>
               <w:rPr>
                 <w:rFonts w:ascii="Times New Roman" w:hAnsi="Times New Roman"/>
+                <w:b w:val="0"/>
                 <w:color w:val="000000"/>
                 <w:sz w:val="20"/>
               </w:rPr>
@@ -13976,6 +14762,7 @@
             <w:r>
               <w:rPr>
                 <w:rFonts w:ascii="Times New Roman" w:hAnsi="Times New Roman"/>
+                <w:b w:val="0"/>
                 <w:color w:val="000000"/>
                 <w:sz w:val="20"/>
               </w:rPr>
@@ -14003,6 +14790,7 @@
             <w:r>
               <w:rPr>
                 <w:rFonts w:ascii="Times New Roman" w:hAnsi="Times New Roman"/>
+                <w:b w:val="0"/>
                 <w:color w:val="000000"/>
                 <w:sz w:val="20"/>
               </w:rPr>
@@ -14030,6 +14818,7 @@
             <w:r>
               <w:rPr>
                 <w:rFonts w:ascii="Times New Roman" w:hAnsi="Times New Roman"/>
+                <w:b w:val="0"/>
                 <w:color w:val="000000"/>
                 <w:sz w:val="20"/>
               </w:rPr>
@@ -14061,7 +14850,7 @@
             <w:r>
               <w:rPr>
                 <w:rFonts w:ascii="Times New Roman" w:hAnsi="Times New Roman"/>
-                <w:b/>
+                <w:b w:val="0"/>
                 <w:color w:val="000000"/>
                 <w:sz w:val="20"/>
               </w:rPr>
@@ -14088,6 +14877,7 @@
             <w:r>
               <w:rPr>
                 <w:rFonts w:ascii="Times New Roman" w:hAnsi="Times New Roman"/>
+                <w:b w:val="0"/>
                 <w:color w:val="000000"/>
                 <w:sz w:val="20"/>
               </w:rPr>
@@ -14114,6 +14904,7 @@
             <w:r>
               <w:rPr>
                 <w:rFonts w:ascii="Times New Roman" w:hAnsi="Times New Roman"/>
+                <w:b w:val="0"/>
                 <w:color w:val="000000"/>
                 <w:sz w:val="20"/>
               </w:rPr>
@@ -14140,6 +14931,7 @@
             <w:r>
               <w:rPr>
                 <w:rFonts w:ascii="Times New Roman" w:hAnsi="Times New Roman"/>
+                <w:b w:val="0"/>
                 <w:color w:val="000000"/>
                 <w:sz w:val="20"/>
               </w:rPr>
@@ -14166,6 +14958,7 @@
             <w:r>
               <w:rPr>
                 <w:rFonts w:ascii="Times New Roman" w:hAnsi="Times New Roman"/>
+                <w:b w:val="0"/>
                 <w:color w:val="000000"/>
                 <w:sz w:val="20"/>
               </w:rPr>
@@ -14192,6 +14985,7 @@
             <w:r>
               <w:rPr>
                 <w:rFonts w:ascii="Times New Roman" w:hAnsi="Times New Roman"/>
+                <w:b w:val="0"/>
                 <w:color w:val="000000"/>
                 <w:sz w:val="20"/>
               </w:rPr>
@@ -14224,7 +15018,7 @@
             <w:r>
               <w:rPr>
                 <w:rFonts w:ascii="Times New Roman" w:hAnsi="Times New Roman"/>
-                <w:b/>
+                <w:b w:val="0"/>
                 <w:color w:val="000000"/>
                 <w:sz w:val="20"/>
               </w:rPr>
@@ -14252,6 +15046,7 @@
             <w:r>
               <w:rPr>
                 <w:rFonts w:ascii="Times New Roman" w:hAnsi="Times New Roman"/>
+                <w:b w:val="0"/>
                 <w:color w:val="000000"/>
                 <w:sz w:val="20"/>
               </w:rPr>
@@ -14279,6 +15074,7 @@
             <w:r>
               <w:rPr>
                 <w:rFonts w:ascii="Times New Roman" w:hAnsi="Times New Roman"/>
+                <w:b w:val="0"/>
                 <w:color w:val="000000"/>
                 <w:sz w:val="20"/>
               </w:rPr>
@@ -14306,6 +15102,7 @@
             <w:r>
               <w:rPr>
                 <w:rFonts w:ascii="Times New Roman" w:hAnsi="Times New Roman"/>
+                <w:b w:val="0"/>
                 <w:color w:val="000000"/>
                 <w:sz w:val="20"/>
               </w:rPr>
@@ -14333,6 +15130,7 @@
             <w:r>
               <w:rPr>
                 <w:rFonts w:ascii="Times New Roman" w:hAnsi="Times New Roman"/>
+                <w:b w:val="0"/>
                 <w:color w:val="000000"/>
                 <w:sz w:val="20"/>
               </w:rPr>
@@ -14360,6 +15158,7 @@
             <w:r>
               <w:rPr>
                 <w:rFonts w:ascii="Times New Roman" w:hAnsi="Times New Roman"/>
+                <w:b w:val="0"/>
                 <w:color w:val="000000"/>
                 <w:sz w:val="20"/>
               </w:rPr>
@@ -14391,7 +15190,7 @@
             <w:r>
               <w:rPr>
                 <w:rFonts w:ascii="Times New Roman" w:hAnsi="Times New Roman"/>
-                <w:b/>
+                <w:b w:val="0"/>
                 <w:color w:val="000000"/>
                 <w:sz w:val="20"/>
               </w:rPr>
@@ -14418,6 +15217,7 @@
             <w:r>
               <w:rPr>
                 <w:rFonts w:ascii="Times New Roman" w:hAnsi="Times New Roman"/>
+                <w:b w:val="0"/>
                 <w:color w:val="000000"/>
                 <w:sz w:val="20"/>
               </w:rPr>
@@ -14444,6 +15244,7 @@
             <w:r>
               <w:rPr>
                 <w:rFonts w:ascii="Times New Roman" w:hAnsi="Times New Roman"/>
+                <w:b w:val="0"/>
                 <w:color w:val="000000"/>
                 <w:sz w:val="20"/>
               </w:rPr>
@@ -14470,6 +15271,7 @@
             <w:r>
               <w:rPr>
                 <w:rFonts w:ascii="Times New Roman" w:hAnsi="Times New Roman"/>
+                <w:b w:val="0"/>
                 <w:color w:val="000000"/>
                 <w:sz w:val="20"/>
               </w:rPr>
@@ -14496,6 +15298,7 @@
             <w:r>
               <w:rPr>
                 <w:rFonts w:ascii="Times New Roman" w:hAnsi="Times New Roman"/>
+                <w:b w:val="0"/>
                 <w:color w:val="000000"/>
                 <w:sz w:val="20"/>
               </w:rPr>
@@ -14522,6 +15325,7 @@
             <w:r>
               <w:rPr>
                 <w:rFonts w:ascii="Times New Roman" w:hAnsi="Times New Roman"/>
+                <w:b w:val="0"/>
                 <w:color w:val="000000"/>
                 <w:sz w:val="20"/>
               </w:rPr>
@@ -14540,9 +15344,6 @@
       <w:pPr>
         <w:keepNext/>
         <w:spacing w:before="320" w:after="120"/>
-        <w:pBdr>
-          <w:bottom w:val="single" w:sz="12" w:space="4" w:color="000000"/>
-        </w:pBdr>
       </w:pPr>
       <w:r>
         <w:rPr>
@@ -14631,7 +15432,7 @@
             <w:r>
               <w:rPr>
                 <w:rFonts w:ascii="Times New Roman" w:hAnsi="Times New Roman"/>
-                <w:b/>
+                <w:b w:val="0"/>
                 <w:color w:val="000000"/>
                 <w:sz w:val="21"/>
               </w:rPr>
@@ -14660,7 +15461,7 @@
             <w:r>
               <w:rPr>
                 <w:rFonts w:ascii="Times New Roman" w:hAnsi="Times New Roman"/>
-                <w:b/>
+                <w:b w:val="0"/>
                 <w:color w:val="000000"/>
                 <w:sz w:val="21"/>
               </w:rPr>
@@ -14689,7 +15490,7 @@
             <w:r>
               <w:rPr>
                 <w:rFonts w:ascii="Times New Roman" w:hAnsi="Times New Roman"/>
-                <w:b/>
+                <w:b w:val="0"/>
                 <w:color w:val="000000"/>
                 <w:sz w:val="21"/>
               </w:rPr>
@@ -14718,7 +15519,7 @@
             <w:r>
               <w:rPr>
                 <w:rFonts w:ascii="Times New Roman" w:hAnsi="Times New Roman"/>
-                <w:b/>
+                <w:b w:val="0"/>
                 <w:color w:val="000000"/>
                 <w:sz w:val="21"/>
               </w:rPr>
@@ -14747,7 +15548,7 @@
             <w:r>
               <w:rPr>
                 <w:rFonts w:ascii="Times New Roman" w:hAnsi="Times New Roman"/>
-                <w:b/>
+                <w:b w:val="0"/>
                 <w:color w:val="000000"/>
                 <w:sz w:val="21"/>
               </w:rPr>
@@ -14779,7 +15580,7 @@
             <w:r>
               <w:rPr>
                 <w:rFonts w:ascii="Times New Roman" w:hAnsi="Times New Roman"/>
-                <w:b/>
+                <w:b w:val="0"/>
                 <w:color w:val="000000"/>
                 <w:sz w:val="20"/>
               </w:rPr>
@@ -14806,6 +15607,7 @@
             <w:r>
               <w:rPr>
                 <w:rFonts w:ascii="Times New Roman" w:hAnsi="Times New Roman"/>
+                <w:b w:val="0"/>
                 <w:color w:val="000000"/>
                 <w:sz w:val="20"/>
               </w:rPr>
@@ -14832,6 +15634,7 @@
             <w:r>
               <w:rPr>
                 <w:rFonts w:ascii="Times New Roman" w:hAnsi="Times New Roman"/>
+                <w:b w:val="0"/>
                 <w:color w:val="000000"/>
                 <w:sz w:val="20"/>
               </w:rPr>
@@ -14858,6 +15661,7 @@
             <w:r>
               <w:rPr>
                 <w:rFonts w:ascii="Times New Roman" w:hAnsi="Times New Roman"/>
+                <w:b w:val="0"/>
                 <w:color w:val="000000"/>
                 <w:sz w:val="20"/>
               </w:rPr>
@@ -14884,6 +15688,7 @@
             <w:r>
               <w:rPr>
                 <w:rFonts w:ascii="Times New Roman" w:hAnsi="Times New Roman"/>
+                <w:b w:val="0"/>
                 <w:color w:val="000000"/>
                 <w:sz w:val="20"/>
               </w:rPr>
@@ -14916,7 +15721,7 @@
             <w:r>
               <w:rPr>
                 <w:rFonts w:ascii="Times New Roman" w:hAnsi="Times New Roman"/>
-                <w:b/>
+                <w:b w:val="0"/>
                 <w:color w:val="000000"/>
                 <w:sz w:val="20"/>
               </w:rPr>
@@ -14944,6 +15749,7 @@
             <w:r>
               <w:rPr>
                 <w:rFonts w:ascii="Times New Roman" w:hAnsi="Times New Roman"/>
+                <w:b w:val="0"/>
                 <w:color w:val="000000"/>
                 <w:sz w:val="20"/>
               </w:rPr>
@@ -14971,6 +15777,7 @@
             <w:r>
               <w:rPr>
                 <w:rFonts w:ascii="Times New Roman" w:hAnsi="Times New Roman"/>
+                <w:b w:val="0"/>
                 <w:color w:val="000000"/>
                 <w:sz w:val="20"/>
               </w:rPr>
@@ -14998,6 +15805,7 @@
             <w:r>
               <w:rPr>
                 <w:rFonts w:ascii="Times New Roman" w:hAnsi="Times New Roman"/>
+                <w:b w:val="0"/>
                 <w:color w:val="000000"/>
                 <w:sz w:val="20"/>
               </w:rPr>
@@ -15025,6 +15833,7 @@
             <w:r>
               <w:rPr>
                 <w:rFonts w:ascii="Times New Roman" w:hAnsi="Times New Roman"/>
+                <w:b w:val="0"/>
                 <w:color w:val="000000"/>
                 <w:sz w:val="20"/>
               </w:rPr>
@@ -15056,7 +15865,7 @@
             <w:r>
               <w:rPr>
                 <w:rFonts w:ascii="Times New Roman" w:hAnsi="Times New Roman"/>
-                <w:b/>
+                <w:b w:val="0"/>
                 <w:color w:val="000000"/>
                 <w:sz w:val="20"/>
               </w:rPr>
@@ -15083,6 +15892,7 @@
             <w:r>
               <w:rPr>
                 <w:rFonts w:ascii="Times New Roman" w:hAnsi="Times New Roman"/>
+                <w:b w:val="0"/>
                 <w:color w:val="000000"/>
                 <w:sz w:val="20"/>
               </w:rPr>
@@ -15109,6 +15919,7 @@
             <w:r>
               <w:rPr>
                 <w:rFonts w:ascii="Times New Roman" w:hAnsi="Times New Roman"/>
+                <w:b w:val="0"/>
                 <w:color w:val="000000"/>
                 <w:sz w:val="20"/>
               </w:rPr>
@@ -15135,6 +15946,7 @@
             <w:r>
               <w:rPr>
                 <w:rFonts w:ascii="Times New Roman" w:hAnsi="Times New Roman"/>
+                <w:b w:val="0"/>
                 <w:color w:val="000000"/>
                 <w:sz w:val="20"/>
               </w:rPr>
@@ -15161,6 +15973,7 @@
             <w:r>
               <w:rPr>
                 <w:rFonts w:ascii="Times New Roman" w:hAnsi="Times New Roman"/>
+                <w:b w:val="0"/>
                 <w:color w:val="000000"/>
                 <w:sz w:val="20"/>
               </w:rPr>
@@ -15193,7 +16006,7 @@
             <w:r>
               <w:rPr>
                 <w:rFonts w:ascii="Times New Roman" w:hAnsi="Times New Roman"/>
-                <w:b/>
+                <w:b w:val="0"/>
                 <w:color w:val="000000"/>
                 <w:sz w:val="20"/>
               </w:rPr>
@@ -15221,6 +16034,7 @@
             <w:r>
               <w:rPr>
                 <w:rFonts w:ascii="Times New Roman" w:hAnsi="Times New Roman"/>
+                <w:b w:val="0"/>
                 <w:color w:val="000000"/>
                 <w:sz w:val="20"/>
               </w:rPr>
@@ -15248,6 +16062,7 @@
             <w:r>
               <w:rPr>
                 <w:rFonts w:ascii="Times New Roman" w:hAnsi="Times New Roman"/>
+                <w:b w:val="0"/>
                 <w:color w:val="000000"/>
                 <w:sz w:val="20"/>
               </w:rPr>
@@ -15275,6 +16090,7 @@
             <w:r>
               <w:rPr>
                 <w:rFonts w:ascii="Times New Roman" w:hAnsi="Times New Roman"/>
+                <w:b w:val="0"/>
                 <w:color w:val="000000"/>
                 <w:sz w:val="20"/>
               </w:rPr>
@@ -15302,6 +16118,7 @@
             <w:r>
               <w:rPr>
                 <w:rFonts w:ascii="Times New Roman" w:hAnsi="Times New Roman"/>
+                <w:b w:val="0"/>
                 <w:color w:val="000000"/>
                 <w:sz w:val="20"/>
               </w:rPr>
@@ -15333,7 +16150,7 @@
             <w:r>
               <w:rPr>
                 <w:rFonts w:ascii="Times New Roman" w:hAnsi="Times New Roman"/>
-                <w:b/>
+                <w:b w:val="0"/>
                 <w:color w:val="000000"/>
                 <w:sz w:val="20"/>
               </w:rPr>
@@ -15360,6 +16177,7 @@
             <w:r>
               <w:rPr>
                 <w:rFonts w:ascii="Times New Roman" w:hAnsi="Times New Roman"/>
+                <w:b w:val="0"/>
                 <w:color w:val="000000"/>
                 <w:sz w:val="20"/>
               </w:rPr>
@@ -15386,6 +16204,7 @@
             <w:r>
               <w:rPr>
                 <w:rFonts w:ascii="Times New Roman" w:hAnsi="Times New Roman"/>
+                <w:b w:val="0"/>
                 <w:color w:val="000000"/>
                 <w:sz w:val="20"/>
               </w:rPr>
@@ -15412,6 +16231,7 @@
             <w:r>
               <w:rPr>
                 <w:rFonts w:ascii="Times New Roman" w:hAnsi="Times New Roman"/>
+                <w:b w:val="0"/>
                 <w:color w:val="000000"/>
                 <w:sz w:val="20"/>
               </w:rPr>
@@ -15438,6 +16258,7 @@
             <w:r>
               <w:rPr>
                 <w:rFonts w:ascii="Times New Roman" w:hAnsi="Times New Roman"/>
+                <w:b w:val="0"/>
                 <w:color w:val="000000"/>
                 <w:sz w:val="20"/>
               </w:rPr>
@@ -15490,7 +16311,7 @@
             <w:r>
               <w:rPr>
                 <w:rFonts w:ascii="Times New Roman" w:hAnsi="Times New Roman"/>
-                <w:b/>
+                <w:b w:val="0"/>
                 <w:color w:val="000000"/>
                 <w:sz w:val="22"/>
               </w:rPr>
@@ -15614,8 +16435,6 @@
       </w:tr>
     </w:tbl>
     <w:sectPr>
-      <w:headerReference w:type="default" r:id="rId9"/>
-      <w:footerReference w:type="default" r:id="rId10"/>
       <w:pgSz w:w="11906" w:h="16838"/>
       <w:pgMar w:top="1134" w:right="850" w:bottom="1134" w:left="1417" w:header="720" w:footer="720" w:gutter="0"/>
       <w:cols w:space="720"/>
@@ -15623,45 +16442,6 @@
     </w:sectPr>
   </w:body>
 </w:document>
-</file>
-
-<file path=word/footer1.xml><?xml version="1.0" encoding="utf-8"?>
-<w:ftr xmlns:m="http://schemas.openxmlformats.org/officeDocument/2006/math" xmlns:mc="http://schemas.openxmlformats.org/markup-compatibility/2006" xmlns:mo="http://schemas.microsoft.com/office/mac/office/2008/main" xmlns:mv="urn:schemas-microsoft-com:mac:vml" xmlns:o="urn:schemas-microsoft-com:office:office" xmlns:r="http://schemas.openxmlformats.org/officeDocument/2006/relationships" xmlns:v="urn:schemas-microsoft-com:vml" xmlns:w10="urn:schemas-microsoft-com:office:word" xmlns:w14="http://schemas.microsoft.com/office/word/2010/wordml" xmlns:w="http://schemas.openxmlformats.org/wordprocessingml/2006/main" xmlns:wne="http://schemas.microsoft.com/office/word/2006/wordml" xmlns:wp14="http://schemas.microsoft.com/office/word/2010/wordprocessingDrawing" xmlns:wp="http://schemas.openxmlformats.org/drawingml/2006/wordprocessingDrawing" xmlns:wpc="http://schemas.microsoft.com/office/word/2010/wordprocessingCanvas" xmlns:wpg="http://schemas.microsoft.com/office/word/2010/wordprocessingGroup" xmlns:wpi="http://schemas.microsoft.com/office/word/2010/wordprocessingInk" xmlns:wps="http://schemas.microsoft.com/office/word/2010/wordprocessingShape" mc:Ignorable="w14 wp14">
-  <w:p>
-    <w:pPr>
-      <w:pStyle w:val="Footer"/>
-      <w:jc w:val="center"/>
-    </w:pPr>
-    <w:r>
-      <w:rPr>
-        <w:rFonts w:ascii="Times New Roman" w:hAnsi="Times New Roman"/>
-        <w:color w:val="000000"/>
-        <w:sz w:val="19"/>
-      </w:rPr>
-      <w:t>АИС «ТехУчет-СПО» — Отчет по учебной практике (09.02.07)</w:t>
-    </w:r>
-  </w:p>
-</w:ftr>
-</file>
-
-<file path=word/header1.xml><?xml version="1.0" encoding="utf-8"?>
-<w:hdr xmlns:m="http://schemas.openxmlformats.org/officeDocument/2006/math" xmlns:mc="http://schemas.openxmlformats.org/markup-compatibility/2006" xmlns:mo="http://schemas.microsoft.com/office/mac/office/2008/main" xmlns:mv="urn:schemas-microsoft-com:mac:vml" xmlns:o="urn:schemas-microsoft-com:office:office" xmlns:r="http://schemas.openxmlformats.org/officeDocument/2006/relationships" xmlns:v="urn:schemas-microsoft-com:vml" xmlns:w10="urn:schemas-microsoft-com:office:word" xmlns:w14="http://schemas.microsoft.com/office/word/2010/wordml" xmlns:w="http://schemas.openxmlformats.org/wordprocessingml/2006/main" xmlns:wne="http://schemas.microsoft.com/office/word/2006/wordml" xmlns:wp14="http://schemas.microsoft.com/office/word/2010/wordprocessingDrawing" xmlns:wp="http://schemas.openxmlformats.org/drawingml/2006/wordprocessingDrawing" xmlns:wpc="http://schemas.microsoft.com/office/word/2010/wordprocessingCanvas" xmlns:wpg="http://schemas.microsoft.com/office/word/2010/wordprocessingGroup" xmlns:wpi="http://schemas.microsoft.com/office/word/2010/wordprocessingInk" xmlns:wps="http://schemas.microsoft.com/office/word/2010/wordprocessingShape" mc:Ignorable="w14 wp14">
-  <w:p>
-    <w:pPr>
-      <w:pStyle w:val="Header"/>
-      <w:jc w:val="right"/>
-    </w:pPr>
-    <w:r>
-      <w:rPr>
-        <w:rFonts w:ascii="Times New Roman" w:hAnsi="Times New Roman"/>
-        <w:i/>
-        <w:color w:val="000000"/>
-        <w:sz w:val="19"/>
-      </w:rPr>
-      <w:t>ПМ 06. Сопровождение информационных систем | Студент гр. ИСП 44-9 Закиров И.Р.</w:t>
-    </w:r>
-  </w:p>
-</w:hdr>
 </file>
 
 <file path=word/numbering.xml><?xml version="1.0" encoding="utf-8"?>
